--- a/video-film-editing/output/05 3.3b Nota Pembelajaran (Kertas Penerangan)/Core Abilities L1-L3 (format JPK)/KP-CA-14 KP1.1 TWO WAY COMMUNICATION (IT-072).docx
+++ b/video-film-editing/output/05 3.3b Nota Pembelajaran (Kertas Penerangan)/Core Abilities L1-L3 (format JPK)/KP-CA-14 KP1.1 TWO WAY COMMUNICATION (IT-072).docx
@@ -2,84 +2,686 @@
 <file path=word/document.xml><?xml version="1.0" encoding="utf-8"?>
 <w:document xmlns:wpc="http://schemas.microsoft.com/office/word/2010/wordprocessingCanvas" xmlns:mo="http://schemas.microsoft.com/office/mac/office/2008/main" xmlns:mc="http://schemas.openxmlformats.org/markup-compatibility/2006" xmlns:mv="urn:schemas-microsoft-com:mac:vml" xmlns:o="urn:schemas-microsoft-com:office:office" xmlns:r="http://schemas.openxmlformats.org/officeDocument/2006/relationships" xmlns:m="http://schemas.openxmlformats.org/officeDocument/2006/math" xmlns:v="urn:schemas-microsoft-com:vml" xmlns:wp14="http://schemas.microsoft.com/office/word/2010/wordprocessingDrawing" xmlns:wp="http://schemas.openxmlformats.org/drawingml/2006/wordprocessingDrawing" xmlns:w10="urn:schemas-microsoft-com:office:word" xmlns:w="http://schemas.openxmlformats.org/wordprocessingml/2006/main" xmlns:w14="http://schemas.microsoft.com/office/word/2010/wordml" xmlns:wpg="http://schemas.microsoft.com/office/word/2010/wordprocessingGroup" xmlns:wpi="http://schemas.microsoft.com/office/word/2010/wordprocessingInk" xmlns:wne="http://schemas.microsoft.com/office/word/2006/wordml" xmlns:wps="http://schemas.microsoft.com/office/word/2010/wordprocessingShape" mc:Ignorable="w14 wp14">
   <w:body>
+    <w:tbl>
+      <w:tblPr>
+        <w:tblW w:type="auto" w:w="0"/>
+        <w:jc w:val="center"/>
+        <w:tblLook w:firstColumn="1" w:firstRow="1" w:lastColumn="0" w:lastRow="0" w:noHBand="0" w:noVBand="1" w:val="04A0"/>
+        <w:tblBorders>
+          <w:top w:val="single" w:sz="4" w:space="0" w:color="000000"/>
+          <w:left w:val="single" w:sz="4" w:space="0" w:color="000000"/>
+          <w:bottom w:val="single" w:sz="4" w:space="0" w:color="000000"/>
+          <w:right w:val="single" w:sz="4" w:space="0" w:color="000000"/>
+          <w:insideH w:val="single" w:sz="4" w:space="0" w:color="000000"/>
+          <w:insideV w:val="single" w:sz="4" w:space="0" w:color="000000"/>
+        </w:tblBorders>
+      </w:tblPr>
+      <w:tblGrid>
+        <w:gridCol w:w="3213"/>
+        <w:gridCol w:w="3213"/>
+        <w:gridCol w:w="3213"/>
+      </w:tblGrid>
+      <w:tr>
+        <w:tc>
+          <w:tcPr>
+            <w:tcW w:type="dxa" w:w="2551"/>
+            <w:vAlign w:val="center"/>
+            <w:tcMar>
+              <w:top w:w="40" w:type="dxa"/>
+              <w:bottom w:w="40" w:type="dxa"/>
+              <w:start w:w="80" w:type="dxa"/>
+              <w:end w:w="80" w:type="dxa"/>
+            </w:tcMar>
+          </w:tcPr>
+          <w:p>
+            <w:pPr>
+              <w:jc w:val="left"/>
+            </w:pPr>
+            <w:r>
+              <w:drawing>
+                <wp:inline xmlns:a="http://schemas.openxmlformats.org/drawingml/2006/main" xmlns:pic="http://schemas.openxmlformats.org/drawingml/2006/picture">
+                  <wp:extent cx="885785" cy="1404000"/>
+                  <wp:docPr id="1" name="Picture 1"/>
+                  <wp:cNvGraphicFramePr>
+                    <a:graphicFrameLocks noChangeAspect="1"/>
+                  </wp:cNvGraphicFramePr>
+                  <a:graphic>
+                    <a:graphicData uri="http://schemas.openxmlformats.org/drawingml/2006/picture">
+                      <pic:pic>
+                        <pic:nvPicPr>
+                          <pic:cNvPr id="0" name="jpk-logo-official.png"/>
+                          <pic:cNvPicPr/>
+                        </pic:nvPicPr>
+                        <pic:blipFill>
+                          <a:blip r:embed="rId13"/>
+                          <a:stretch>
+                            <a:fillRect/>
+                          </a:stretch>
+                        </pic:blipFill>
+                        <pic:spPr>
+                          <a:xfrm>
+                            <a:off x="0" y="0"/>
+                            <a:ext cx="885785" cy="1404000"/>
+                          </a:xfrm>
+                          <a:prstGeom prst="rect"/>
+                        </pic:spPr>
+                      </pic:pic>
+                    </a:graphicData>
+                  </a:graphic>
+                </wp:inline>
+              </w:drawing>
+            </w:r>
+          </w:p>
+        </w:tc>
+        <w:tc>
+          <w:tcPr>
+            <w:tcW w:type="dxa" w:w="2268"/>
+            <w:gridSpan w:val="2"/>
+            <w:tcMar>
+              <w:top w:w="40" w:type="dxa"/>
+              <w:bottom w:w="40" w:type="dxa"/>
+              <w:start w:w="80" w:type="dxa"/>
+              <w:end w:w="80" w:type="dxa"/>
+            </w:tcMar>
+            <w:tcMar>
+              <w:top w:w="40" w:type="dxa"/>
+              <w:bottom w:w="40" w:type="dxa"/>
+              <w:start w:w="80" w:type="dxa"/>
+              <w:end w:w="80" w:type="dxa"/>
+            </w:tcMar>
+          </w:tcPr>
+          <w:p>
+            <w:r/>
+            <w:r>
+              <w:rPr>
+                <w:rFonts w:ascii="Arial" w:hAnsi="Arial"/>
+                <w:b/>
+                <w:sz w:val="22"/>
+              </w:rPr>
+              <w:t>JABATAN PEMBANGUNAN KEMAHIRAN</w:t>
+            </w:r>
+          </w:p>
+          <w:p>
+            <w:r>
+              <w:rPr>
+                <w:rFonts w:ascii="Arial" w:hAnsi="Arial"/>
+                <w:b/>
+                <w:sz w:val="22"/>
+              </w:rPr>
+              <w:t>KEMENTERIAN SUMBER MANUSIA</w:t>
+            </w:r>
+          </w:p>
+          <w:p>
+            <w:r>
+              <w:rPr>
+                <w:rFonts w:ascii="Arial" w:hAnsi="Arial"/>
+                <w:b/>
+                <w:sz w:val="22"/>
+              </w:rPr>
+              <w:t>ARAS 7 &amp; 8 BLOK D4, KOMPLEK D</w:t>
+            </w:r>
+          </w:p>
+          <w:p>
+            <w:r>
+              <w:rPr>
+                <w:rFonts w:ascii="Arial" w:hAnsi="Arial"/>
+                <w:b/>
+                <w:sz w:val="22"/>
+              </w:rPr>
+              <w:t>PUSAT PENTADBIRAN KERAJAAN PERSEKUTUAN</w:t>
+            </w:r>
+          </w:p>
+          <w:p>
+            <w:r>
+              <w:rPr>
+                <w:rFonts w:ascii="Arial" w:hAnsi="Arial"/>
+                <w:b/>
+                <w:sz w:val="22"/>
+              </w:rPr>
+              <w:t>62530 PUTRAJAYA</w:t>
+            </w:r>
+          </w:p>
+          <w:p/>
+          <w:p>
+            <w:r>
+              <w:rPr>
+                <w:rFonts w:ascii="Arial" w:hAnsi="Arial"/>
+                <w:b/>
+                <w:sz w:val="40"/>
+              </w:rPr>
+              <w:t>KERTAS PENERANGAN</w:t>
+            </w:r>
+          </w:p>
+          <w:p>
+            <w:r>
+              <w:rPr>
+                <w:rFonts w:ascii="Arial" w:hAnsi="Arial"/>
+                <w:b/>
+                <w:sz w:val="24"/>
+              </w:rPr>
+              <w:t>(</w:t>
+            </w:r>
+            <w:r>
+              <w:rPr>
+                <w:rFonts w:ascii="Arial" w:hAnsi="Arial"/>
+                <w:b/>
+                <w:i/>
+                <w:sz w:val="24"/>
+              </w:rPr>
+              <w:t>INFORMATION SHEET</w:t>
+            </w:r>
+            <w:r>
+              <w:rPr>
+                <w:rFonts w:ascii="Arial" w:hAnsi="Arial"/>
+                <w:b/>
+                <w:sz w:val="24"/>
+              </w:rPr>
+              <w:t>)</w:t>
+            </w:r>
+          </w:p>
+        </w:tc>
+      </w:tr>
+      <w:tr>
+        <w:tc>
+          <w:tcPr>
+            <w:tcW w:type="dxa" w:w="2551"/>
+            <w:tcMar>
+              <w:top w:w="40" w:type="dxa"/>
+              <w:bottom w:w="40" w:type="dxa"/>
+              <w:start w:w="80" w:type="dxa"/>
+              <w:end w:w="80" w:type="dxa"/>
+            </w:tcMar>
+          </w:tcPr>
+          <w:p>
+            <w:r/>
+            <w:r>
+              <w:rPr>
+                <w:rFonts w:ascii="Arial" w:hAnsi="Arial"/>
+                <w:b/>
+                <w:sz w:val="22"/>
+              </w:rPr>
+              <w:t xml:space="preserve">KOD DAN NAMA PROGRAM / </w:t>
+            </w:r>
+            <w:r>
+              <w:rPr>
+                <w:rFonts w:ascii="Arial" w:hAnsi="Arial"/>
+                <w:b/>
+                <w:i/>
+                <w:sz w:val="22"/>
+              </w:rPr>
+              <w:t>PROGRAM'S CODE AND NAME</w:t>
+            </w:r>
+          </w:p>
+        </w:tc>
+        <w:tc>
+          <w:tcPr>
+            <w:tcW w:type="dxa" w:w="2268"/>
+            <w:gridSpan w:val="2"/>
+            <w:tcMar>
+              <w:top w:w="40" w:type="dxa"/>
+              <w:bottom w:w="40" w:type="dxa"/>
+              <w:start w:w="80" w:type="dxa"/>
+              <w:end w:w="80" w:type="dxa"/>
+            </w:tcMar>
+            <w:tcMar>
+              <w:top w:w="40" w:type="dxa"/>
+              <w:bottom w:w="40" w:type="dxa"/>
+              <w:start w:w="80" w:type="dxa"/>
+              <w:end w:w="80" w:type="dxa"/>
+            </w:tcMar>
+          </w:tcPr>
+          <w:p>
+            <w:r/>
+            <w:r>
+              <w:rPr>
+                <w:rFonts w:ascii="Arial" w:hAnsi="Arial"/>
+                <w:b/>
+                <w:i w:val="0"/>
+                <w:sz w:val="22"/>
+              </w:rPr>
+              <w:t>Z-009-2:2015 CORE ABILITIES (untuk program IT-072-3:2012 VIDEO / FILM (EDITING))</w:t>
+            </w:r>
+          </w:p>
+        </w:tc>
+      </w:tr>
+      <w:tr>
+        <w:tc>
+          <w:tcPr>
+            <w:tcW w:type="dxa" w:w="2551"/>
+            <w:tcMar>
+              <w:top w:w="40" w:type="dxa"/>
+              <w:bottom w:w="40" w:type="dxa"/>
+              <w:start w:w="80" w:type="dxa"/>
+              <w:end w:w="80" w:type="dxa"/>
+            </w:tcMar>
+          </w:tcPr>
+          <w:p>
+            <w:r/>
+            <w:r>
+              <w:rPr>
+                <w:rFonts w:ascii="Arial" w:hAnsi="Arial"/>
+                <w:b/>
+                <w:sz w:val="22"/>
+              </w:rPr>
+              <w:t xml:space="preserve">TAHAP / </w:t>
+            </w:r>
+            <w:r>
+              <w:rPr>
+                <w:rFonts w:ascii="Arial" w:hAnsi="Arial"/>
+                <w:b/>
+                <w:i/>
+                <w:sz w:val="22"/>
+              </w:rPr>
+              <w:t>LEVEL</w:t>
+            </w:r>
+          </w:p>
+        </w:tc>
+        <w:tc>
+          <w:tcPr>
+            <w:tcW w:type="dxa" w:w="2268"/>
+            <w:gridSpan w:val="2"/>
+            <w:tcMar>
+              <w:top w:w="40" w:type="dxa"/>
+              <w:bottom w:w="40" w:type="dxa"/>
+              <w:start w:w="80" w:type="dxa"/>
+              <w:end w:w="80" w:type="dxa"/>
+            </w:tcMar>
+            <w:tcMar>
+              <w:top w:w="40" w:type="dxa"/>
+              <w:bottom w:w="40" w:type="dxa"/>
+              <w:start w:w="80" w:type="dxa"/>
+              <w:end w:w="80" w:type="dxa"/>
+            </w:tcMar>
+          </w:tcPr>
+          <w:p>
+            <w:r/>
+            <w:r>
+              <w:rPr>
+                <w:rFonts w:ascii="Arial" w:hAnsi="Arial"/>
+                <w:b/>
+                <w:i w:val="0"/>
+                <w:sz w:val="22"/>
+              </w:rPr>
+              <w:t>2</w:t>
+            </w:r>
+          </w:p>
+        </w:tc>
+      </w:tr>
+      <w:tr>
+        <w:tc>
+          <w:tcPr>
+            <w:tcW w:type="dxa" w:w="2551"/>
+            <w:tcMar>
+              <w:top w:w="40" w:type="dxa"/>
+              <w:bottom w:w="40" w:type="dxa"/>
+              <w:start w:w="80" w:type="dxa"/>
+              <w:end w:w="80" w:type="dxa"/>
+            </w:tcMar>
+          </w:tcPr>
+          <w:p>
+            <w:r/>
+            <w:r>
+              <w:rPr>
+                <w:rFonts w:ascii="Arial" w:hAnsi="Arial"/>
+                <w:b/>
+                <w:sz w:val="22"/>
+              </w:rPr>
+              <w:t xml:space="preserve">NO. DAN TAJUK KEBOLEHAN TERAS / </w:t>
+            </w:r>
+            <w:r>
+              <w:rPr>
+                <w:rFonts w:ascii="Arial" w:hAnsi="Arial"/>
+                <w:b/>
+                <w:i/>
+                <w:sz w:val="22"/>
+              </w:rPr>
+              <w:t>CORE ABILITY NO. AND TITLE</w:t>
+            </w:r>
+          </w:p>
+        </w:tc>
+        <w:tc>
+          <w:tcPr>
+            <w:tcW w:type="dxa" w:w="2268"/>
+            <w:gridSpan w:val="2"/>
+            <w:tcMar>
+              <w:top w:w="40" w:type="dxa"/>
+              <w:bottom w:w="40" w:type="dxa"/>
+              <w:start w:w="80" w:type="dxa"/>
+              <w:end w:w="80" w:type="dxa"/>
+            </w:tcMar>
+            <w:tcMar>
+              <w:top w:w="40" w:type="dxa"/>
+              <w:bottom w:w="40" w:type="dxa"/>
+              <w:start w:w="80" w:type="dxa"/>
+              <w:end w:w="80" w:type="dxa"/>
+            </w:tcMar>
+          </w:tcPr>
+          <w:p>
+            <w:r/>
+            <w:r>
+              <w:rPr>
+                <w:rFonts w:ascii="Arial" w:hAnsi="Arial"/>
+                <w:b/>
+                <w:i w:val="0"/>
+                <w:sz w:val="22"/>
+              </w:rPr>
+              <w:t>CA01 COMMUNICATION APPLICATION</w:t>
+            </w:r>
+          </w:p>
+        </w:tc>
+      </w:tr>
+      <w:tr>
+        <w:tc>
+          <w:tcPr>
+            <w:tcW w:type="dxa" w:w="2551"/>
+            <w:tcMar>
+              <w:top w:w="40" w:type="dxa"/>
+              <w:bottom w:w="40" w:type="dxa"/>
+              <w:start w:w="80" w:type="dxa"/>
+              <w:end w:w="80" w:type="dxa"/>
+            </w:tcMar>
+          </w:tcPr>
+          <w:p>
+            <w:r/>
+            <w:r>
+              <w:rPr>
+                <w:rFonts w:ascii="Arial" w:hAnsi="Arial"/>
+                <w:b/>
+                <w:sz w:val="22"/>
+              </w:rPr>
+              <w:t xml:space="preserve">NO. DAN PENYATAAN KEBOLEHAN / </w:t>
+            </w:r>
+            <w:r>
+              <w:rPr>
+                <w:rFonts w:ascii="Arial" w:hAnsi="Arial"/>
+                <w:b/>
+                <w:i/>
+                <w:sz w:val="22"/>
+              </w:rPr>
+              <w:t>ABILITY NO. AND STATEMENT</w:t>
+            </w:r>
+          </w:p>
+        </w:tc>
+        <w:tc>
+          <w:tcPr>
+            <w:tcW w:type="dxa" w:w="2268"/>
+            <w:gridSpan w:val="2"/>
+            <w:tcMar>
+              <w:top w:w="40" w:type="dxa"/>
+              <w:bottom w:w="40" w:type="dxa"/>
+              <w:start w:w="80" w:type="dxa"/>
+              <w:end w:w="80" w:type="dxa"/>
+            </w:tcMar>
+            <w:tcMar>
+              <w:top w:w="40" w:type="dxa"/>
+              <w:bottom w:w="40" w:type="dxa"/>
+              <w:start w:w="80" w:type="dxa"/>
+              <w:end w:w="80" w:type="dxa"/>
+            </w:tcMar>
+          </w:tcPr>
+          <w:p>
+            <w:r/>
+            <w:r>
+              <w:rPr>
+                <w:rFonts w:ascii="Arial" w:hAnsi="Arial"/>
+                <w:b/>
+                <w:i w:val="0"/>
+                <w:sz w:val="22"/>
+              </w:rPr>
+              <w:t>01.01 APPLY TWO WAY COMMUNICATION</w:t>
+            </w:r>
+          </w:p>
+        </w:tc>
+      </w:tr>
+      <w:tr>
+        <w:tc>
+          <w:tcPr>
+            <w:tcW w:type="dxa" w:w="2551"/>
+            <w:tcMar>
+              <w:top w:w="40" w:type="dxa"/>
+              <w:bottom w:w="40" w:type="dxa"/>
+              <w:start w:w="80" w:type="dxa"/>
+              <w:end w:w="80" w:type="dxa"/>
+            </w:tcMar>
+          </w:tcPr>
+          <w:p>
+            <w:r/>
+            <w:r>
+              <w:rPr>
+                <w:rFonts w:ascii="Arial" w:hAnsi="Arial"/>
+                <w:b/>
+                <w:sz w:val="22"/>
+              </w:rPr>
+              <w:t xml:space="preserve">NO. KOD / </w:t>
+            </w:r>
+            <w:r>
+              <w:rPr>
+                <w:rFonts w:ascii="Arial" w:hAnsi="Arial"/>
+                <w:b/>
+                <w:i/>
+                <w:sz w:val="22"/>
+              </w:rPr>
+              <w:t>CODE NO.</w:t>
+            </w:r>
+          </w:p>
+        </w:tc>
+        <w:tc>
+          <w:tcPr>
+            <w:tcW w:type="dxa" w:w="4819"/>
+            <w:tcMar>
+              <w:top w:w="40" w:type="dxa"/>
+              <w:bottom w:w="40" w:type="dxa"/>
+              <w:start w:w="80" w:type="dxa"/>
+              <w:end w:w="80" w:type="dxa"/>
+            </w:tcMar>
+          </w:tcPr>
+          <w:p>
+            <w:r/>
+            <w:r>
+              <w:rPr>
+                <w:rFonts w:ascii="Arial" w:hAnsi="Arial"/>
+                <w:b/>
+                <w:i w:val="0"/>
+                <w:sz w:val="22"/>
+              </w:rPr>
+              <w:t>Z-009-2:2015-M01/P(1/3)</w:t>
+            </w:r>
+          </w:p>
+        </w:tc>
+        <w:tc>
+          <w:tcPr>
+            <w:tcW w:type="dxa" w:w="2268"/>
+            <w:tcMar>
+              <w:top w:w="40" w:type="dxa"/>
+              <w:bottom w:w="40" w:type="dxa"/>
+              <w:start w:w="80" w:type="dxa"/>
+              <w:end w:w="80" w:type="dxa"/>
+            </w:tcMar>
+          </w:tcPr>
+          <w:p>
+            <w:r/>
+            <w:r>
+              <w:rPr>
+                <w:rFonts w:ascii="Arial" w:hAnsi="Arial"/>
+                <w:b/>
+                <w:sz w:val="22"/>
+              </w:rPr>
+              <w:t xml:space="preserve">Mukasurat / </w:t>
+            </w:r>
+            <w:r>
+              <w:rPr>
+                <w:rFonts w:ascii="Arial" w:hAnsi="Arial"/>
+                <w:b/>
+                <w:i/>
+                <w:sz w:val="22"/>
+              </w:rPr>
+              <w:t>Page</w:t>
+            </w:r>
+            <w:r>
+              <w:rPr>
+                <w:rFonts w:ascii="Arial" w:hAnsi="Arial"/>
+                <w:b/>
+                <w:sz w:val="22"/>
+              </w:rPr>
+              <w:t xml:space="preserve"> : </w:t>
+            </w:r>
+            <w:r>
+              <w:rPr>
+                <w:rFonts w:ascii="Arial" w:hAnsi="Arial"/>
+                <w:b/>
+                <w:sz w:val="22"/>
+              </w:rPr>
+              <w:fldChar w:fldCharType="begin"/>
+              <w:instrText xml:space="preserve">PAGE</w:instrText>
+              <w:fldChar w:fldCharType="separate"/>
+              <w:t>1</w:t>
+              <w:fldChar w:fldCharType="end"/>
+            </w:r>
+          </w:p>
+          <w:p>
+            <w:r>
+              <w:rPr>
+                <w:rFonts w:ascii="Arial" w:hAnsi="Arial"/>
+                <w:b/>
+                <w:sz w:val="22"/>
+              </w:rPr>
+              <w:t xml:space="preserve">Drpd / </w:t>
+            </w:r>
+            <w:r>
+              <w:rPr>
+                <w:rFonts w:ascii="Arial" w:hAnsi="Arial"/>
+                <w:b/>
+                <w:i/>
+                <w:sz w:val="22"/>
+              </w:rPr>
+              <w:t>of</w:t>
+            </w:r>
+            <w:r>
+              <w:rPr>
+                <w:rFonts w:ascii="Arial" w:hAnsi="Arial"/>
+                <w:b/>
+                <w:sz w:val="22"/>
+              </w:rPr>
+              <w:t xml:space="preserve"> : </w:t>
+            </w:r>
+            <w:r>
+              <w:rPr>
+                <w:rFonts w:ascii="Arial" w:hAnsi="Arial"/>
+                <w:b/>
+                <w:sz w:val="22"/>
+              </w:rPr>
+              <w:fldChar w:fldCharType="begin"/>
+              <w:instrText xml:space="preserve">NUMPAGES</w:instrText>
+              <w:fldChar w:fldCharType="separate"/>
+              <w:t>1</w:t>
+              <w:fldChar w:fldCharType="end"/>
+            </w:r>
+          </w:p>
+        </w:tc>
+      </w:tr>
+    </w:tbl>
+    <w:p/>
     <w:p>
+      <w:pPr>
+        <w:spacing w:line="276" w:lineRule="auto" w:after="120"/>
+        <w:jc w:val="left"/>
+      </w:pPr>
       <w:r>
         <w:rPr>
-          <w:rFonts w:ascii="Arial" w:hAnsi="Arial"/>
+          <w:rFonts w:ascii="Arial" w:hAnsi="Arial" w:cs="Arial"/>
           <w:b/>
-          <w:sz w:val="24"/>
+          <w:color w:val="000000"/>
+          <w:sz w:val="22"/>
         </w:rPr>
         <w:t>TAJUK</w:t>
       </w:r>
       <w:r>
         <w:rPr>
-          <w:rFonts w:ascii="Arial" w:hAnsi="Arial"/>
+          <w:rFonts w:ascii="Arial" w:hAnsi="Arial" w:cs="Arial"/>
           <w:b/>
-          <w:sz w:val="24"/>
+          <w:color w:val="000000"/>
+          <w:sz w:val="22"/>
         </w:rPr>
         <w:t>/</w:t>
       </w:r>
       <w:r>
         <w:rPr>
-          <w:rFonts w:ascii="Arial" w:hAnsi="Arial"/>
+          <w:rFonts w:ascii="Arial" w:hAnsi="Arial" w:cs="Arial"/>
           <w:b/>
           <w:i/>
-          <w:sz w:val="24"/>
+          <w:color w:val="000000"/>
+          <w:sz w:val="22"/>
         </w:rPr>
         <w:t>TITLE</w:t>
       </w:r>
       <w:r>
         <w:rPr>
-          <w:rFonts w:ascii="Arial" w:hAnsi="Arial"/>
+          <w:rFonts w:ascii="Arial" w:hAnsi="Arial" w:cs="Arial"/>
           <w:b/>
-          <w:sz w:val="24"/>
+          <w:color w:val="000000"/>
+          <w:sz w:val="22"/>
         </w:rPr>
         <w:t>:</w:t>
       </w:r>
       <w:r>
+        <w:rPr>
+          <w:rFonts w:ascii="Arial" w:hAnsi="Arial" w:cs="Arial"/>
+          <w:color w:val="000000"/>
+          <w:sz w:val="22"/>
+        </w:rPr>
         <w:t xml:space="preserve">  </w:t>
       </w:r>
       <w:r>
         <w:rPr>
-          <w:rFonts w:ascii="Arial" w:hAnsi="Arial"/>
+          <w:rFonts w:ascii="Arial" w:hAnsi="Arial" w:cs="Arial"/>
           <w:b/>
-          <w:sz w:val="24"/>
+          <w:i w:val="0"/>
+          <w:color w:val="000000"/>
+          <w:sz w:val="22"/>
         </w:rPr>
         <w:t>TWO WAY COMMUNICATION</w:t>
       </w:r>
     </w:p>
     <w:p/>
     <w:p>
+      <w:pPr>
+        <w:spacing w:line="276" w:lineRule="auto" w:after="120"/>
+        <w:jc w:val="left"/>
+      </w:pPr>
       <w:r>
         <w:rPr>
-          <w:rFonts w:ascii="Arial" w:hAnsi="Arial"/>
+          <w:rFonts w:ascii="Arial" w:hAnsi="Arial" w:cs="Arial"/>
           <w:b/>
-          <w:sz w:val="24"/>
+          <w:color w:val="000000"/>
+          <w:sz w:val="22"/>
         </w:rPr>
         <w:t>TUJUAN</w:t>
       </w:r>
       <w:r>
         <w:rPr>
-          <w:rFonts w:ascii="Arial" w:hAnsi="Arial"/>
+          <w:rFonts w:ascii="Arial" w:hAnsi="Arial" w:cs="Arial"/>
           <w:b/>
-          <w:sz w:val="24"/>
+          <w:color w:val="000000"/>
+          <w:sz w:val="22"/>
         </w:rPr>
         <w:t>/</w:t>
       </w:r>
       <w:r>
         <w:rPr>
-          <w:rFonts w:ascii="Arial" w:hAnsi="Arial"/>
+          <w:rFonts w:ascii="Arial" w:hAnsi="Arial" w:cs="Arial"/>
           <w:b/>
           <w:i/>
-          <w:sz w:val="24"/>
+          <w:color w:val="000000"/>
+          <w:sz w:val="22"/>
         </w:rPr>
         <w:t>PURPOSE</w:t>
       </w:r>
       <w:r>
         <w:rPr>
-          <w:rFonts w:ascii="Arial" w:hAnsi="Arial"/>
+          <w:rFonts w:ascii="Arial" w:hAnsi="Arial" w:cs="Arial"/>
           <w:b/>
-          <w:sz w:val="24"/>
+          <w:color w:val="000000"/>
+          <w:sz w:val="22"/>
         </w:rPr>
         <w:t>:</w:t>
       </w:r>
@@ -87,49 +689,59 @@
     <w:p/>
     <w:p>
       <w:pPr>
-        <w:spacing w:after="160"/>
+        <w:spacing w:after="120" w:line="276" w:lineRule="auto"/>
+        <w:jc w:val="left"/>
       </w:pPr>
       <w:r>
         <w:rPr>
-          <w:rFonts w:ascii="Arial" w:hAnsi="Arial"/>
+          <w:rFonts w:ascii="Arial" w:hAnsi="Arial" w:cs="Arial"/>
           <w:b w:val="0"/>
           <w:i w:val="0"/>
+          <w:color w:val="000000"/>
           <w:sz w:val="22"/>
         </w:rPr>
         <w:t>Kertas Penerangan ini bertujuan menerangkan keperluan aplikasi komunikasi dari segi komunikasi dua hala, penyampaian maklumat yang berkesan, dan konsep kerahsiaan. Individu yang kompeten dalam CA ini mampu berkomunikasi dalam persekitaran kerja secara berkesan dan jelas.</w:t>
       </w:r>
     </w:p>
     <w:p>
+      <w:pPr>
+        <w:spacing w:line="276" w:lineRule="auto" w:after="120"/>
+        <w:jc w:val="left"/>
+      </w:pPr>
       <w:r>
         <w:rPr>
-          <w:rFonts w:ascii="Arial" w:hAnsi="Arial"/>
+          <w:rFonts w:ascii="Arial" w:hAnsi="Arial" w:cs="Arial"/>
           <w:b/>
-          <w:sz w:val="24"/>
+          <w:color w:val="000000"/>
+          <w:sz w:val="22"/>
         </w:rPr>
         <w:t>PENERANGAN</w:t>
       </w:r>
       <w:r>
         <w:rPr>
-          <w:rFonts w:ascii="Arial" w:hAnsi="Arial"/>
+          <w:rFonts w:ascii="Arial" w:hAnsi="Arial" w:cs="Arial"/>
           <w:b/>
-          <w:sz w:val="24"/>
+          <w:color w:val="000000"/>
+          <w:sz w:val="22"/>
         </w:rPr>
         <w:t>/</w:t>
       </w:r>
       <w:r>
         <w:rPr>
-          <w:rFonts w:ascii="Arial" w:hAnsi="Arial"/>
+          <w:rFonts w:ascii="Arial" w:hAnsi="Arial" w:cs="Arial"/>
           <w:b/>
           <w:i/>
-          <w:sz w:val="24"/>
+          <w:color w:val="000000"/>
+          <w:sz w:val="22"/>
         </w:rPr>
         <w:t>INFORMATION</w:t>
       </w:r>
       <w:r>
         <w:rPr>
-          <w:rFonts w:ascii="Arial" w:hAnsi="Arial"/>
+          <w:rFonts w:ascii="Arial" w:hAnsi="Arial" w:cs="Arial"/>
           <w:b/>
-          <w:sz w:val="24"/>
+          <w:color w:val="000000"/>
+          <w:sz w:val="22"/>
         </w:rPr>
         <w:t>:</w:t>
       </w:r>
@@ -137,99 +749,111 @@
     <w:p/>
     <w:p>
       <w:pPr>
-        <w:spacing w:before="200"/>
+        <w:spacing w:before="120" w:after="120" w:line="276" w:lineRule="auto"/>
+        <w:jc w:val="left"/>
       </w:pPr>
       <w:r>
         <w:rPr>
-          <w:rFonts w:ascii="Arial" w:hAnsi="Arial"/>
+          <w:rFonts w:ascii="Arial" w:hAnsi="Arial" w:cs="Arial"/>
           <w:b/>
           <w:i w:val="0"/>
-          <w:sz w:val="24"/>
+          <w:color w:val="000000"/>
+          <w:sz w:val="22"/>
         </w:rPr>
         <w:t>1. Two Way Communication (Komunikasi Dua Hala)</w:t>
       </w:r>
     </w:p>
     <w:p>
       <w:pPr>
-        <w:spacing w:after="160"/>
+        <w:spacing w:after="120" w:line="276" w:lineRule="auto"/>
+        <w:jc w:val="left"/>
       </w:pPr>
       <w:r>
         <w:rPr>
-          <w:rFonts w:ascii="Arial" w:hAnsi="Arial"/>
+          <w:rFonts w:ascii="Arial" w:hAnsi="Arial" w:cs="Arial"/>
           <w:b w:val="0"/>
           <w:i w:val="0"/>
+          <w:color w:val="000000"/>
           <w:sz w:val="22"/>
         </w:rPr>
         <w:t xml:space="preserve">1.1 </w:t>
       </w:r>
       <w:r>
         <w:rPr>
-          <w:rFonts w:ascii="Arial" w:hAnsi="Arial"/>
+          <w:rFonts w:ascii="Arial" w:hAnsi="Arial" w:cs="Arial"/>
           <w:b w:val="0"/>
           <w:i/>
+          <w:color w:val="000000"/>
           <w:sz w:val="22"/>
         </w:rPr>
         <w:t>Communication</w:t>
       </w:r>
       <w:r>
         <w:rPr>
-          <w:rFonts w:ascii="Arial" w:hAnsi="Arial"/>
+          <w:rFonts w:ascii="Arial" w:hAnsi="Arial" w:cs="Arial"/>
           <w:b w:val="0"/>
           <w:i w:val="0"/>
+          <w:color w:val="000000"/>
           <w:sz w:val="22"/>
         </w:rPr>
         <w:t xml:space="preserve"> boleh ditakrifkan sebagai proses memindahkan maklumat dari satu tempat ke tempat lain melalui penghantar (</w:t>
       </w:r>
       <w:r>
         <w:rPr>
-          <w:rFonts w:ascii="Arial" w:hAnsi="Arial"/>
+          <w:rFonts w:ascii="Arial" w:hAnsi="Arial" w:cs="Arial"/>
           <w:b w:val="0"/>
           <w:i/>
+          <w:color w:val="000000"/>
           <w:sz w:val="22"/>
         </w:rPr>
         <w:t>sender</w:t>
       </w:r>
       <w:r>
         <w:rPr>
-          <w:rFonts w:ascii="Arial" w:hAnsi="Arial"/>
+          <w:rFonts w:ascii="Arial" w:hAnsi="Arial" w:cs="Arial"/>
           <w:b w:val="0"/>
           <w:i w:val="0"/>
+          <w:color w:val="000000"/>
           <w:sz w:val="22"/>
         </w:rPr>
         <w:t>) dan penerima (</w:t>
       </w:r>
       <w:r>
         <w:rPr>
-          <w:rFonts w:ascii="Arial" w:hAnsi="Arial"/>
+          <w:rFonts w:ascii="Arial" w:hAnsi="Arial" w:cs="Arial"/>
           <w:b w:val="0"/>
           <w:i/>
+          <w:color w:val="000000"/>
           <w:sz w:val="22"/>
         </w:rPr>
         <w:t>receiver</w:t>
       </w:r>
       <w:r>
         <w:rPr>
-          <w:rFonts w:ascii="Arial" w:hAnsi="Arial"/>
+          <w:rFonts w:ascii="Arial" w:hAnsi="Arial" w:cs="Arial"/>
           <w:b w:val="0"/>
           <w:i w:val="0"/>
+          <w:color w:val="000000"/>
           <w:sz w:val="22"/>
         </w:rPr>
         <w:t xml:space="preserve">) untuk menghasilkan respons dan mencapai sesuatu objektif. Dalam sebuah studio penyuntingan video, contoh paling jelas ialah perbualan antara Editor dan Producer semasa sesi </w:t>
       </w:r>
       <w:r>
         <w:rPr>
-          <w:rFonts w:ascii="Arial" w:hAnsi="Arial"/>
+          <w:rFonts w:ascii="Arial" w:hAnsi="Arial" w:cs="Arial"/>
           <w:b w:val="0"/>
           <w:i/>
+          <w:color w:val="000000"/>
           <w:sz w:val="22"/>
         </w:rPr>
         <w:t>review cut</w:t>
       </w:r>
       <w:r>
         <w:rPr>
-          <w:rFonts w:ascii="Arial" w:hAnsi="Arial"/>
+          <w:rFonts w:ascii="Arial" w:hAnsi="Arial" w:cs="Arial"/>
           <w:b w:val="0"/>
           <w:i w:val="0"/>
+          <w:color w:val="000000"/>
           <w:sz w:val="22"/>
         </w:rPr>
         <w:t>: Producer menyampaikan maklumat (arahan pembetulan), Editor menerima dan bertindak balas dengan pertanyaan atau pengesahan.</w:t>
@@ -237,85 +861,95 @@
     </w:p>
     <w:p>
       <w:pPr>
-        <w:spacing w:after="160"/>
+        <w:spacing w:after="120" w:line="276" w:lineRule="auto"/>
+        <w:jc w:val="left"/>
       </w:pPr>
       <w:r>
         <w:rPr>
-          <w:rFonts w:ascii="Arial" w:hAnsi="Arial"/>
+          <w:rFonts w:ascii="Arial" w:hAnsi="Arial" w:cs="Arial"/>
           <w:b w:val="0"/>
           <w:i w:val="0"/>
+          <w:color w:val="000000"/>
           <w:sz w:val="22"/>
         </w:rPr>
         <w:t>1.2 Maklumat boleh disampaikan melalui percakapan (</w:t>
       </w:r>
       <w:r>
         <w:rPr>
-          <w:rFonts w:ascii="Arial" w:hAnsi="Arial"/>
+          <w:rFonts w:ascii="Arial" w:hAnsi="Arial" w:cs="Arial"/>
           <w:b w:val="0"/>
           <w:i/>
+          <w:color w:val="000000"/>
           <w:sz w:val="22"/>
         </w:rPr>
         <w:t>word of mouth</w:t>
       </w:r>
       <w:r>
         <w:rPr>
-          <w:rFonts w:ascii="Arial" w:hAnsi="Arial"/>
+          <w:rFonts w:ascii="Arial" w:hAnsi="Arial" w:cs="Arial"/>
           <w:b w:val="0"/>
           <w:i w:val="0"/>
+          <w:color w:val="000000"/>
           <w:sz w:val="22"/>
         </w:rPr>
         <w:t xml:space="preserve">), bentuk bertulis, atau melalui bahasa badan. Contohnya, arahan cepat semasa sesi </w:t>
       </w:r>
       <w:r>
         <w:rPr>
-          <w:rFonts w:ascii="Arial" w:hAnsi="Arial"/>
+          <w:rFonts w:ascii="Arial" w:hAnsi="Arial" w:cs="Arial"/>
           <w:b w:val="0"/>
           <w:i/>
+          <w:color w:val="000000"/>
           <w:sz w:val="22"/>
         </w:rPr>
         <w:t>color grading</w:t>
       </w:r>
       <w:r>
         <w:rPr>
-          <w:rFonts w:ascii="Arial" w:hAnsi="Arial"/>
+          <w:rFonts w:ascii="Arial" w:hAnsi="Arial" w:cs="Arial"/>
           <w:b w:val="0"/>
           <w:i w:val="0"/>
+          <w:color w:val="000000"/>
           <w:sz w:val="22"/>
         </w:rPr>
         <w:t xml:space="preserve"> mungkin disampaikan secara lisan di studio, manakala arahan rasmi klien (</w:t>
       </w:r>
       <w:r>
         <w:rPr>
-          <w:rFonts w:ascii="Arial" w:hAnsi="Arial"/>
+          <w:rFonts w:ascii="Arial" w:hAnsi="Arial" w:cs="Arial"/>
           <w:b w:val="0"/>
           <w:i/>
+          <w:color w:val="000000"/>
           <w:sz w:val="22"/>
         </w:rPr>
         <w:t>change request</w:t>
       </w:r>
       <w:r>
         <w:rPr>
-          <w:rFonts w:ascii="Arial" w:hAnsi="Arial"/>
+          <w:rFonts w:ascii="Arial" w:hAnsi="Arial" w:cs="Arial"/>
           <w:b w:val="0"/>
           <w:i w:val="0"/>
+          <w:color w:val="000000"/>
           <w:sz w:val="22"/>
         </w:rPr>
         <w:t xml:space="preserve">) mesti direkodkan secara bertulis dalam e-mel atau </w:t>
       </w:r>
       <w:r>
         <w:rPr>
-          <w:rFonts w:ascii="Arial" w:hAnsi="Arial"/>
+          <w:rFonts w:ascii="Arial" w:hAnsi="Arial" w:cs="Arial"/>
           <w:b w:val="0"/>
           <w:i/>
+          <w:color w:val="000000"/>
           <w:sz w:val="22"/>
         </w:rPr>
         <w:t>revision sheet</w:t>
       </w:r>
       <w:r>
         <w:rPr>
-          <w:rFonts w:ascii="Arial" w:hAnsi="Arial"/>
+          <w:rFonts w:ascii="Arial" w:hAnsi="Arial" w:cs="Arial"/>
           <w:b w:val="0"/>
           <w:i w:val="0"/>
+          <w:color w:val="000000"/>
           <w:sz w:val="22"/>
         </w:rPr>
         <w:t xml:space="preserve"> supaya boleh dijadikan rujukan jika berlaku pertikaian kelak.</w:t>
@@ -323,49 +957,55 @@
     </w:p>
     <w:p>
       <w:pPr>
-        <w:spacing w:after="160"/>
+        <w:spacing w:after="120" w:line="276" w:lineRule="auto"/>
+        <w:jc w:val="left"/>
       </w:pPr>
       <w:r>
         <w:rPr>
-          <w:rFonts w:ascii="Arial" w:hAnsi="Arial"/>
+          <w:rFonts w:ascii="Arial" w:hAnsi="Arial" w:cs="Arial"/>
           <w:b w:val="0"/>
           <w:i w:val="0"/>
+          <w:color w:val="000000"/>
           <w:sz w:val="22"/>
         </w:rPr>
         <w:t xml:space="preserve">1.3 Bilangan dan jenis kaedah komunikasi meningkat selari dengan kecanggihan sistem teknologi maklumat. Komunikasi yang berjaya dicapai apabila penerima percaya akan apa yang disampaikan. Untuk itu, penyampai mesti </w:t>
       </w:r>
       <w:r>
         <w:rPr>
-          <w:rFonts w:ascii="Arial" w:hAnsi="Arial"/>
+          <w:rFonts w:ascii="Arial" w:hAnsi="Arial" w:cs="Arial"/>
           <w:b w:val="0"/>
           <w:i/>
+          <w:color w:val="000000"/>
           <w:sz w:val="22"/>
         </w:rPr>
         <w:t>sincere</w:t>
       </w:r>
       <w:r>
         <w:rPr>
-          <w:rFonts w:ascii="Arial" w:hAnsi="Arial"/>
+          <w:rFonts w:ascii="Arial" w:hAnsi="Arial" w:cs="Arial"/>
           <w:b w:val="0"/>
           <w:i w:val="0"/>
+          <w:color w:val="000000"/>
           <w:sz w:val="22"/>
         </w:rPr>
         <w:t xml:space="preserve"> dan bersemangat serta mempunyai fakta lengkap bagi menyokong mesej — contohnya, seorang Editor yang menerangkan sebab sesuatu </w:t>
       </w:r>
       <w:r>
         <w:rPr>
-          <w:rFonts w:ascii="Arial" w:hAnsi="Arial"/>
+          <w:rFonts w:ascii="Arial" w:hAnsi="Arial" w:cs="Arial"/>
           <w:b w:val="0"/>
           <w:i/>
+          <w:color w:val="000000"/>
           <w:sz w:val="22"/>
         </w:rPr>
         <w:t>timeline</w:t>
       </w:r>
       <w:r>
         <w:rPr>
-          <w:rFonts w:ascii="Arial" w:hAnsi="Arial"/>
+          <w:rFonts w:ascii="Arial" w:hAnsi="Arial" w:cs="Arial"/>
           <w:b w:val="0"/>
           <w:i w:val="0"/>
+          <w:color w:val="000000"/>
           <w:sz w:val="22"/>
         </w:rPr>
         <w:t xml:space="preserve"> lewat siap perlu membawa bukti (log kerja, senarai isu footage rosak) semasa menerangkan kepada Producer.</w:t>
@@ -373,31 +1013,35 @@
     </w:p>
     <w:p>
       <w:pPr>
-        <w:spacing w:after="160"/>
+        <w:spacing w:after="120" w:line="276" w:lineRule="auto"/>
+        <w:jc w:val="left"/>
       </w:pPr>
       <w:r>
         <w:rPr>
-          <w:rFonts w:ascii="Arial" w:hAnsi="Arial"/>
+          <w:rFonts w:ascii="Arial" w:hAnsi="Arial" w:cs="Arial"/>
           <w:b w:val="0"/>
           <w:i w:val="0"/>
+          <w:color w:val="000000"/>
           <w:sz w:val="22"/>
         </w:rPr>
         <w:t xml:space="preserve">1.4 Objektif utama komunikasi ialah menyampaikan mesej atau maklumat, memujuk, dan menyelesaikan masalah. Komunikasi adalah nadi sesebuah organisasi — ia membantu perancangan, membuat dan melaksanakan keputusan, serta membina hubungan. Dalam suite editing, komunikasi yang lancar antara Editor, Director dan Sound Engineer menentukan sama ada projek dapat disiapkan mengikut </w:t>
       </w:r>
       <w:r>
         <w:rPr>
-          <w:rFonts w:ascii="Arial" w:hAnsi="Arial"/>
+          <w:rFonts w:ascii="Arial" w:hAnsi="Arial" w:cs="Arial"/>
           <w:b w:val="0"/>
           <w:i/>
+          <w:color w:val="000000"/>
           <w:sz w:val="22"/>
         </w:rPr>
         <w:t>deadline siaran</w:t>
       </w:r>
       <w:r>
         <w:rPr>
-          <w:rFonts w:ascii="Arial" w:hAnsi="Arial"/>
+          <w:rFonts w:ascii="Arial" w:hAnsi="Arial" w:cs="Arial"/>
           <w:b w:val="0"/>
           <w:i w:val="0"/>
+          <w:color w:val="000000"/>
           <w:sz w:val="22"/>
         </w:rPr>
         <w:t>.</w:t>
@@ -405,103 +1049,115 @@
     </w:p>
     <w:p>
       <w:pPr>
-        <w:spacing w:after="160"/>
+        <w:spacing w:after="120" w:line="276" w:lineRule="auto"/>
+        <w:jc w:val="left"/>
       </w:pPr>
       <w:r>
         <w:rPr>
-          <w:rFonts w:ascii="Arial" w:hAnsi="Arial"/>
+          <w:rFonts w:ascii="Arial" w:hAnsi="Arial" w:cs="Arial"/>
           <w:b w:val="0"/>
           <w:i w:val="0"/>
+          <w:color w:val="000000"/>
           <w:sz w:val="22"/>
         </w:rPr>
         <w:t>1.5 Proses komunikasi melibatkan penyampaian maklumat daripada penyampai kepada penerima melalui beberapa langkah menerusi saluran atau media. Terdapat penghantar (</w:t>
       </w:r>
       <w:r>
         <w:rPr>
-          <w:rFonts w:ascii="Arial" w:hAnsi="Arial"/>
+          <w:rFonts w:ascii="Arial" w:hAnsi="Arial" w:cs="Arial"/>
           <w:b w:val="0"/>
           <w:i/>
+          <w:color w:val="000000"/>
           <w:sz w:val="22"/>
         </w:rPr>
         <w:t>sender</w:t>
       </w:r>
       <w:r>
         <w:rPr>
-          <w:rFonts w:ascii="Arial" w:hAnsi="Arial"/>
+          <w:rFonts w:ascii="Arial" w:hAnsi="Arial" w:cs="Arial"/>
           <w:b w:val="0"/>
           <w:i w:val="0"/>
+          <w:color w:val="000000"/>
           <w:sz w:val="22"/>
         </w:rPr>
         <w:t>), pengekodan (</w:t>
       </w:r>
       <w:r>
         <w:rPr>
-          <w:rFonts w:ascii="Arial" w:hAnsi="Arial"/>
+          <w:rFonts w:ascii="Arial" w:hAnsi="Arial" w:cs="Arial"/>
           <w:b w:val="0"/>
           <w:i/>
+          <w:color w:val="000000"/>
           <w:sz w:val="22"/>
         </w:rPr>
         <w:t>encoding</w:t>
       </w:r>
       <w:r>
         <w:rPr>
-          <w:rFonts w:ascii="Arial" w:hAnsi="Arial"/>
+          <w:rFonts w:ascii="Arial" w:hAnsi="Arial" w:cs="Arial"/>
           <w:b w:val="0"/>
           <w:i w:val="0"/>
+          <w:color w:val="000000"/>
           <w:sz w:val="22"/>
         </w:rPr>
         <w:t>), penerima (</w:t>
       </w:r>
       <w:r>
         <w:rPr>
-          <w:rFonts w:ascii="Arial" w:hAnsi="Arial"/>
+          <w:rFonts w:ascii="Arial" w:hAnsi="Arial" w:cs="Arial"/>
           <w:b w:val="0"/>
           <w:i/>
+          <w:color w:val="000000"/>
           <w:sz w:val="22"/>
         </w:rPr>
         <w:t>receiver</w:t>
       </w:r>
       <w:r>
         <w:rPr>
-          <w:rFonts w:ascii="Arial" w:hAnsi="Arial"/>
+          <w:rFonts w:ascii="Arial" w:hAnsi="Arial" w:cs="Arial"/>
           <w:b w:val="0"/>
           <w:i w:val="0"/>
+          <w:color w:val="000000"/>
           <w:sz w:val="22"/>
         </w:rPr>
         <w:t>), penyahkodan (</w:t>
       </w:r>
       <w:r>
         <w:rPr>
-          <w:rFonts w:ascii="Arial" w:hAnsi="Arial"/>
+          <w:rFonts w:ascii="Arial" w:hAnsi="Arial" w:cs="Arial"/>
           <w:b w:val="0"/>
           <w:i/>
+          <w:color w:val="000000"/>
           <w:sz w:val="22"/>
         </w:rPr>
         <w:t>decoding</w:t>
       </w:r>
       <w:r>
         <w:rPr>
-          <w:rFonts w:ascii="Arial" w:hAnsi="Arial"/>
+          <w:rFonts w:ascii="Arial" w:hAnsi="Arial" w:cs="Arial"/>
           <w:b w:val="0"/>
           <w:i w:val="0"/>
+          <w:color w:val="000000"/>
           <w:sz w:val="22"/>
         </w:rPr>
         <w:t>) dan maklum balas (</w:t>
       </w:r>
       <w:r>
         <w:rPr>
-          <w:rFonts w:ascii="Arial" w:hAnsi="Arial"/>
+          <w:rFonts w:ascii="Arial" w:hAnsi="Arial" w:cs="Arial"/>
           <w:b w:val="0"/>
           <w:i/>
+          <w:color w:val="000000"/>
           <w:sz w:val="22"/>
         </w:rPr>
         <w:t>feedback</w:t>
       </w:r>
       <w:r>
         <w:rPr>
-          <w:rFonts w:ascii="Arial" w:hAnsi="Arial"/>
+          <w:rFonts w:ascii="Arial" w:hAnsi="Arial" w:cs="Arial"/>
           <w:b w:val="0"/>
           <w:i w:val="0"/>
+          <w:color w:val="000000"/>
           <w:sz w:val="22"/>
         </w:rPr>
         <w:t>):</w:t>
@@ -510,39 +1166,46 @@
     <w:p>
       <w:pPr>
         <w:pStyle w:val="ListBullet"/>
+        <w:spacing w:line="276" w:lineRule="auto" w:after="40"/>
+        <w:ind w:left="357" w:hanging="357"/>
+        <w:jc w:val="left"/>
       </w:pPr>
       <w:r>
         <w:rPr>
-          <w:rFonts w:ascii="Arial" w:hAnsi="Arial"/>
+          <w:rFonts w:ascii="Arial" w:hAnsi="Arial" w:cs="Arial"/>
           <w:b/>
           <w:i w:val="0"/>
+          <w:color w:val="000000"/>
           <w:sz w:val="22"/>
         </w:rPr>
         <w:t>Encoding</w:t>
       </w:r>
       <w:r>
         <w:rPr>
-          <w:rFonts w:ascii="Arial" w:hAnsi="Arial"/>
+          <w:rFonts w:ascii="Arial" w:hAnsi="Arial" w:cs="Arial"/>
           <w:b w:val="0"/>
           <w:i w:val="0"/>
+          <w:color w:val="000000"/>
           <w:sz w:val="22"/>
         </w:rPr>
         <w:t xml:space="preserve"> — perumusan mesej. Contoh: Director merumuskan arahan editing dalam bentuk </w:t>
       </w:r>
       <w:r>
         <w:rPr>
-          <w:rFonts w:ascii="Arial" w:hAnsi="Arial"/>
+          <w:rFonts w:ascii="Arial" w:hAnsi="Arial" w:cs="Arial"/>
           <w:b w:val="0"/>
           <w:i/>
+          <w:color w:val="000000"/>
           <w:sz w:val="22"/>
         </w:rPr>
         <w:t>editing notes</w:t>
       </w:r>
       <w:r>
         <w:rPr>
-          <w:rFonts w:ascii="Arial" w:hAnsi="Arial"/>
+          <w:rFonts w:ascii="Arial" w:hAnsi="Arial" w:cs="Arial"/>
           <w:b w:val="0"/>
           <w:i w:val="0"/>
+          <w:color w:val="000000"/>
           <w:sz w:val="22"/>
         </w:rPr>
         <w:t>.</w:t>
@@ -551,57 +1214,66 @@
     <w:p>
       <w:pPr>
         <w:pStyle w:val="ListBullet"/>
+        <w:spacing w:line="276" w:lineRule="auto" w:after="40"/>
+        <w:ind w:left="357" w:hanging="357"/>
+        <w:jc w:val="left"/>
       </w:pPr>
       <w:r>
         <w:rPr>
-          <w:rFonts w:ascii="Arial" w:hAnsi="Arial"/>
+          <w:rFonts w:ascii="Arial" w:hAnsi="Arial" w:cs="Arial"/>
           <w:b/>
           <w:i w:val="0"/>
+          <w:color w:val="000000"/>
           <w:sz w:val="22"/>
         </w:rPr>
         <w:t>Decoding</w:t>
       </w:r>
       <w:r>
         <w:rPr>
-          <w:rFonts w:ascii="Arial" w:hAnsi="Arial"/>
+          <w:rFonts w:ascii="Arial" w:hAnsi="Arial" w:cs="Arial"/>
           <w:b w:val="0"/>
           <w:i w:val="0"/>
+          <w:color w:val="000000"/>
           <w:sz w:val="22"/>
         </w:rPr>
         <w:t xml:space="preserve"> — mentafsir mesej untuk difahami. Contoh: Editor mentafsir </w:t>
       </w:r>
       <w:r>
         <w:rPr>
-          <w:rFonts w:ascii="Arial" w:hAnsi="Arial"/>
+          <w:rFonts w:ascii="Arial" w:hAnsi="Arial" w:cs="Arial"/>
           <w:b w:val="0"/>
           <w:i/>
+          <w:color w:val="000000"/>
           <w:sz w:val="22"/>
         </w:rPr>
         <w:t>editing notes</w:t>
       </w:r>
       <w:r>
         <w:rPr>
-          <w:rFonts w:ascii="Arial" w:hAnsi="Arial"/>
+          <w:rFonts w:ascii="Arial" w:hAnsi="Arial" w:cs="Arial"/>
           <w:b w:val="0"/>
           <w:i w:val="0"/>
+          <w:color w:val="000000"/>
           <w:sz w:val="22"/>
         </w:rPr>
         <w:t xml:space="preserve"> dan menterjemahkannya kepada tindakan pada </w:t>
       </w:r>
       <w:r>
         <w:rPr>
-          <w:rFonts w:ascii="Arial" w:hAnsi="Arial"/>
+          <w:rFonts w:ascii="Arial" w:hAnsi="Arial" w:cs="Arial"/>
           <w:b w:val="0"/>
           <w:i/>
+          <w:color w:val="000000"/>
           <w:sz w:val="22"/>
         </w:rPr>
         <w:t>timeline</w:t>
       </w:r>
       <w:r>
         <w:rPr>
-          <w:rFonts w:ascii="Arial" w:hAnsi="Arial"/>
+          <w:rFonts w:ascii="Arial" w:hAnsi="Arial" w:cs="Arial"/>
           <w:b w:val="0"/>
           <w:i w:val="0"/>
+          <w:color w:val="000000"/>
           <w:sz w:val="22"/>
         </w:rPr>
         <w:t>.</w:t>
@@ -610,39 +1282,46 @@
     <w:p>
       <w:pPr>
         <w:pStyle w:val="ListBullet"/>
+        <w:spacing w:line="276" w:lineRule="auto" w:after="40"/>
+        <w:ind w:left="357" w:hanging="357"/>
+        <w:jc w:val="left"/>
       </w:pPr>
       <w:r>
         <w:rPr>
-          <w:rFonts w:ascii="Arial" w:hAnsi="Arial"/>
+          <w:rFonts w:ascii="Arial" w:hAnsi="Arial" w:cs="Arial"/>
           <w:b/>
           <w:i w:val="0"/>
+          <w:color w:val="000000"/>
           <w:sz w:val="22"/>
         </w:rPr>
         <w:t>Feedback</w:t>
       </w:r>
       <w:r>
         <w:rPr>
-          <w:rFonts w:ascii="Arial" w:hAnsi="Arial"/>
+          <w:rFonts w:ascii="Arial" w:hAnsi="Arial" w:cs="Arial"/>
           <w:b w:val="0"/>
           <w:i w:val="0"/>
+          <w:color w:val="000000"/>
           <w:sz w:val="22"/>
         </w:rPr>
         <w:t xml:space="preserve"> — reaksi atau respons penerima yang sampai kembali kepada penghantar. Contoh: Editor menghantar </w:t>
       </w:r>
       <w:r>
         <w:rPr>
-          <w:rFonts w:ascii="Arial" w:hAnsi="Arial"/>
+          <w:rFonts w:ascii="Arial" w:hAnsi="Arial" w:cs="Arial"/>
           <w:b w:val="0"/>
           <w:i/>
+          <w:color w:val="000000"/>
           <w:sz w:val="22"/>
         </w:rPr>
         <w:t>rough cut</w:t>
       </w:r>
       <w:r>
         <w:rPr>
-          <w:rFonts w:ascii="Arial" w:hAnsi="Arial"/>
+          <w:rFonts w:ascii="Arial" w:hAnsi="Arial" w:cs="Arial"/>
           <w:b w:val="0"/>
           <w:i w:val="0"/>
+          <w:color w:val="000000"/>
           <w:sz w:val="22"/>
         </w:rPr>
         <w:t xml:space="preserve"> semula kepada Director untuk pengesahan.</w:t>
@@ -651,39 +1330,46 @@
     <w:p>
       <w:pPr>
         <w:pStyle w:val="ListBullet"/>
+        <w:spacing w:line="276" w:lineRule="auto" w:after="40"/>
+        <w:ind w:left="357" w:hanging="357"/>
+        <w:jc w:val="left"/>
       </w:pPr>
       <w:r>
         <w:rPr>
-          <w:rFonts w:ascii="Arial" w:hAnsi="Arial"/>
+          <w:rFonts w:ascii="Arial" w:hAnsi="Arial" w:cs="Arial"/>
           <w:b/>
           <w:i w:val="0"/>
+          <w:color w:val="000000"/>
           <w:sz w:val="22"/>
         </w:rPr>
         <w:t>Media</w:t>
       </w:r>
       <w:r>
         <w:rPr>
-          <w:rFonts w:ascii="Arial" w:hAnsi="Arial"/>
+          <w:rFonts w:ascii="Arial" w:hAnsi="Arial" w:cs="Arial"/>
           <w:b w:val="0"/>
           <w:i w:val="0"/>
+          <w:color w:val="000000"/>
           <w:sz w:val="22"/>
         </w:rPr>
         <w:t xml:space="preserve"> — saluran atau sumber pembawa mesej kepada penerima. Contoh: e-mel, WhatsApp studio, papan pengumuman suite editing, atau sistem </w:t>
       </w:r>
       <w:r>
         <w:rPr>
-          <w:rFonts w:ascii="Arial" w:hAnsi="Arial"/>
+          <w:rFonts w:ascii="Arial" w:hAnsi="Arial" w:cs="Arial"/>
           <w:b w:val="0"/>
           <w:i/>
+          <w:color w:val="000000"/>
           <w:sz w:val="22"/>
         </w:rPr>
         <w:t>project management</w:t>
       </w:r>
       <w:r>
         <w:rPr>
-          <w:rFonts w:ascii="Arial" w:hAnsi="Arial"/>
+          <w:rFonts w:ascii="Arial" w:hAnsi="Arial" w:cs="Arial"/>
           <w:b w:val="0"/>
           <w:i w:val="0"/>
+          <w:color w:val="000000"/>
           <w:sz w:val="22"/>
         </w:rPr>
         <w:t xml:space="preserve"> dalaman.</w:t>
@@ -691,13 +1377,15 @@
     </w:p>
     <w:p>
       <w:pPr>
-        <w:spacing w:after="160"/>
+        <w:spacing w:after="120" w:line="276" w:lineRule="auto"/>
+        <w:jc w:val="left"/>
       </w:pPr>
       <w:r>
         <w:rPr>
-          <w:rFonts w:ascii="Arial" w:hAnsi="Arial"/>
+          <w:rFonts w:ascii="Arial" w:hAnsi="Arial" w:cs="Arial"/>
           <w:b w:val="0"/>
           <w:i w:val="0"/>
+          <w:color w:val="000000"/>
           <w:sz w:val="22"/>
         </w:rPr>
         <w:t>1.6 Komunikasi berkesan hanya berlaku apabila pendengar memahami dengan jelas mesej yang cuba disampaikan oleh penyampai — contohnya, jika Director bercakap dalam istilah teknikal yang tidak difahami Editor baharu, mesej gagal disampaikan walaupun kata-kata jelas disebut.</w:t>
@@ -705,63 +1393,71 @@
     </w:p>
     <w:p>
       <w:pPr>
-        <w:spacing w:before="200"/>
+        <w:spacing w:before="120" w:after="120" w:line="276" w:lineRule="auto"/>
+        <w:jc w:val="left"/>
       </w:pPr>
       <w:r>
         <w:rPr>
-          <w:rFonts w:ascii="Arial" w:hAnsi="Arial"/>
+          <w:rFonts w:ascii="Arial" w:hAnsi="Arial" w:cs="Arial"/>
           <w:b/>
           <w:i w:val="0"/>
-          <w:sz w:val="24"/>
+          <w:color w:val="000000"/>
+          <w:sz w:val="22"/>
         </w:rPr>
         <w:t>2. Communication Procedures (Prosedur Komunikasi)</w:t>
       </w:r>
     </w:p>
     <w:p>
       <w:pPr>
-        <w:spacing w:after="160"/>
+        <w:spacing w:after="120" w:line="276" w:lineRule="auto"/>
+        <w:jc w:val="left"/>
       </w:pPr>
       <w:r>
         <w:rPr>
-          <w:rFonts w:ascii="Arial" w:hAnsi="Arial"/>
+          <w:rFonts w:ascii="Arial" w:hAnsi="Arial" w:cs="Arial"/>
           <w:b w:val="0"/>
           <w:i w:val="0"/>
+          <w:color w:val="000000"/>
           <w:sz w:val="22"/>
         </w:rPr>
         <w:t xml:space="preserve">2.1 Setiap organisasi sering mewujudkan prosedur yang direka untuk berkomunikasi secara berkesan dan cekap dengan kakitangan mereka. Apabila seseorang menyertai tempat kerja baharu — contohnya Editor baharu di sebuah studio post-production — salah satu perkara pertama yang perlu diketahui ialah sistem yang digunakan untuk membantu orang berkomunikasi dan bagaimana ia berkaitan dengan tugas mereka. Sesetengah organisasi mempunyai peraturan tidak formal; sesetengah tempat kerja pula sangat tegas dengan peraturan terperinci (contoh: SOP wajib </w:t>
       </w:r>
       <w:r>
         <w:rPr>
-          <w:rFonts w:ascii="Arial" w:hAnsi="Arial"/>
+          <w:rFonts w:ascii="Arial" w:hAnsi="Arial" w:cs="Arial"/>
           <w:b w:val="0"/>
           <w:i/>
+          <w:color w:val="000000"/>
           <w:sz w:val="22"/>
         </w:rPr>
         <w:t>sign-off</w:t>
       </w:r>
       <w:r>
         <w:rPr>
-          <w:rFonts w:ascii="Arial" w:hAnsi="Arial"/>
+          <w:rFonts w:ascii="Arial" w:hAnsi="Arial" w:cs="Arial"/>
           <w:b w:val="0"/>
           <w:i w:val="0"/>
+          <w:color w:val="000000"/>
           <w:sz w:val="22"/>
         </w:rPr>
         <w:t xml:space="preserve"> setiap versi </w:t>
       </w:r>
       <w:r>
         <w:rPr>
-          <w:rFonts w:ascii="Arial" w:hAnsi="Arial"/>
+          <w:rFonts w:ascii="Arial" w:hAnsi="Arial" w:cs="Arial"/>
           <w:b w:val="0"/>
           <w:i/>
+          <w:color w:val="000000"/>
           <w:sz w:val="22"/>
         </w:rPr>
         <w:t>cut</w:t>
       </w:r>
       <w:r>
         <w:rPr>
-          <w:rFonts w:ascii="Arial" w:hAnsi="Arial"/>
+          <w:rFonts w:ascii="Arial" w:hAnsi="Arial" w:cs="Arial"/>
           <w:b w:val="0"/>
           <w:i w:val="0"/>
+          <w:color w:val="000000"/>
           <w:sz w:val="22"/>
         </w:rPr>
         <w:t xml:space="preserve"> sebelum dihantar kepada klien).</w:t>
@@ -769,13 +1465,15 @@
     </w:p>
     <w:p>
       <w:pPr>
-        <w:spacing w:after="160"/>
+        <w:spacing w:after="120" w:line="276" w:lineRule="auto"/>
+        <w:jc w:val="left"/>
       </w:pPr>
       <w:r>
         <w:rPr>
-          <w:rFonts w:ascii="Arial" w:hAnsi="Arial"/>
+          <w:rFonts w:ascii="Arial" w:hAnsi="Arial" w:cs="Arial"/>
           <w:b w:val="0"/>
           <w:i w:val="0"/>
+          <w:color w:val="000000"/>
           <w:sz w:val="22"/>
         </w:rPr>
         <w:t>2.2 Prosedur komunikasi ialah peraturan yang diwujudkan oleh organisasi untuk memastikan setiap orang melaksanakan tugas dengan betul. Prosedur mungkin berkaitan dengan:</w:t>
@@ -783,49 +1481,55 @@
     </w:p>
     <w:p>
       <w:pPr>
-        <w:spacing w:after="160"/>
+        <w:spacing w:after="120" w:line="276" w:lineRule="auto"/>
+        <w:jc w:val="left"/>
       </w:pPr>
       <w:r>
         <w:rPr>
-          <w:rFonts w:ascii="Arial" w:hAnsi="Arial"/>
+          <w:rFonts w:ascii="Arial" w:hAnsi="Arial" w:cs="Arial"/>
           <w:b w:val="0"/>
           <w:i w:val="0"/>
+          <w:color w:val="000000"/>
           <w:sz w:val="22"/>
         </w:rPr>
         <w:t xml:space="preserve">i) Tugas khusus (contoh: format penamaan fail </w:t>
       </w:r>
       <w:r>
         <w:rPr>
-          <w:rFonts w:ascii="Arial" w:hAnsi="Arial"/>
+          <w:rFonts w:ascii="Arial" w:hAnsi="Arial" w:cs="Arial"/>
           <w:b w:val="0"/>
           <w:i/>
+          <w:color w:val="000000"/>
           <w:sz w:val="22"/>
         </w:rPr>
         <w:t>project file</w:t>
       </w:r>
       <w:r>
         <w:rPr>
-          <w:rFonts w:ascii="Arial" w:hAnsi="Arial"/>
+          <w:rFonts w:ascii="Arial" w:hAnsi="Arial" w:cs="Arial"/>
           <w:b w:val="0"/>
           <w:i w:val="0"/>
+          <w:color w:val="000000"/>
           <w:sz w:val="22"/>
         </w:rPr>
         <w:t xml:space="preserve"> dan </w:t>
       </w:r>
       <w:r>
         <w:rPr>
-          <w:rFonts w:ascii="Arial" w:hAnsi="Arial"/>
+          <w:rFonts w:ascii="Arial" w:hAnsi="Arial" w:cs="Arial"/>
           <w:b w:val="0"/>
           <w:i/>
+          <w:color w:val="000000"/>
           <w:sz w:val="22"/>
         </w:rPr>
         <w:t>export</w:t>
       </w:r>
       <w:r>
         <w:rPr>
-          <w:rFonts w:ascii="Arial" w:hAnsi="Arial"/>
+          <w:rFonts w:ascii="Arial" w:hAnsi="Arial" w:cs="Arial"/>
           <w:b w:val="0"/>
           <w:i w:val="0"/>
+          <w:color w:val="000000"/>
           <w:sz w:val="22"/>
         </w:rPr>
         <w:t>)</w:t>
@@ -833,13 +1537,15 @@
     </w:p>
     <w:p>
       <w:pPr>
-        <w:spacing w:after="160"/>
+        <w:spacing w:after="120" w:line="276" w:lineRule="auto"/>
+        <w:jc w:val="left"/>
       </w:pPr>
       <w:r>
         <w:rPr>
-          <w:rFonts w:ascii="Arial" w:hAnsi="Arial"/>
+          <w:rFonts w:ascii="Arial" w:hAnsi="Arial" w:cs="Arial"/>
           <w:b w:val="0"/>
           <w:i w:val="0"/>
+          <w:color w:val="000000"/>
           <w:sz w:val="22"/>
         </w:rPr>
         <w:t>ii) Mengikut arahan (contoh: arahan Producer mengenai versi bahasa video)</w:t>
@@ -847,31 +1553,35 @@
     </w:p>
     <w:p>
       <w:pPr>
-        <w:spacing w:after="160"/>
+        <w:spacing w:after="120" w:line="276" w:lineRule="auto"/>
+        <w:jc w:val="left"/>
       </w:pPr>
       <w:r>
         <w:rPr>
-          <w:rFonts w:ascii="Arial" w:hAnsi="Arial"/>
+          <w:rFonts w:ascii="Arial" w:hAnsi="Arial" w:cs="Arial"/>
           <w:b w:val="0"/>
           <w:i w:val="0"/>
+          <w:color w:val="000000"/>
           <w:sz w:val="22"/>
         </w:rPr>
         <w:t xml:space="preserve">iii) Permintaan daripada rakan sekerja (contoh: permintaan Sound Editor untuk </w:t>
       </w:r>
       <w:r>
         <w:rPr>
-          <w:rFonts w:ascii="Arial" w:hAnsi="Arial"/>
+          <w:rFonts w:ascii="Arial" w:hAnsi="Arial" w:cs="Arial"/>
           <w:b w:val="0"/>
           <w:i/>
+          <w:color w:val="000000"/>
           <w:sz w:val="22"/>
         </w:rPr>
         <w:t>raw audio</w:t>
       </w:r>
       <w:r>
         <w:rPr>
-          <w:rFonts w:ascii="Arial" w:hAnsi="Arial"/>
+          <w:rFonts w:ascii="Arial" w:hAnsi="Arial" w:cs="Arial"/>
           <w:b w:val="0"/>
           <w:i w:val="0"/>
+          <w:color w:val="000000"/>
           <w:sz w:val="22"/>
         </w:rPr>
         <w:t xml:space="preserve"> tambahan)</w:t>
@@ -879,13 +1589,15 @@
     </w:p>
     <w:p>
       <w:pPr>
-        <w:spacing w:after="160"/>
+        <w:spacing w:after="120" w:line="276" w:lineRule="auto"/>
+        <w:jc w:val="left"/>
       </w:pPr>
       <w:r>
         <w:rPr>
-          <w:rFonts w:ascii="Arial" w:hAnsi="Arial"/>
+          <w:rFonts w:ascii="Arial" w:hAnsi="Arial" w:cs="Arial"/>
           <w:b w:val="0"/>
           <w:i w:val="0"/>
+          <w:color w:val="000000"/>
           <w:sz w:val="22"/>
         </w:rPr>
         <w:t>iv) Menjawab panggilan telefon</w:t>
@@ -893,22 +1605,25 @@
     </w:p>
     <w:p>
       <w:pPr>
-        <w:spacing w:after="160"/>
+        <w:spacing w:after="120" w:line="276" w:lineRule="auto"/>
+        <w:jc w:val="left"/>
       </w:pPr>
       <w:r>
         <w:rPr>
-          <w:rFonts w:ascii="Arial" w:hAnsi="Arial"/>
+          <w:rFonts w:ascii="Arial" w:hAnsi="Arial" w:cs="Arial"/>
           <w:b w:val="0"/>
           <w:i w:val="0"/>
+          <w:color w:val="000000"/>
           <w:sz w:val="22"/>
         </w:rPr>
         <w:t xml:space="preserve">v) Penggunaan </w:t>
       </w:r>
       <w:r>
         <w:rPr>
-          <w:rFonts w:ascii="Arial" w:hAnsi="Arial"/>
+          <w:rFonts w:ascii="Arial" w:hAnsi="Arial" w:cs="Arial"/>
           <w:b w:val="0"/>
           <w:i/>
+          <w:color w:val="000000"/>
           <w:sz w:val="22"/>
         </w:rPr>
         <w:t>voice mail</w:t>
@@ -916,31 +1631,35 @@
     </w:p>
     <w:p>
       <w:pPr>
-        <w:spacing w:after="160"/>
+        <w:spacing w:after="120" w:line="276" w:lineRule="auto"/>
+        <w:jc w:val="left"/>
       </w:pPr>
       <w:r>
         <w:rPr>
-          <w:rFonts w:ascii="Arial" w:hAnsi="Arial"/>
+          <w:rFonts w:ascii="Arial" w:hAnsi="Arial" w:cs="Arial"/>
           <w:b w:val="0"/>
           <w:i w:val="0"/>
+          <w:color w:val="000000"/>
           <w:sz w:val="22"/>
         </w:rPr>
         <w:t xml:space="preserve">vi) Penggunaan internet dan e-mel — termasuk cara menghantar </w:t>
       </w:r>
       <w:r>
         <w:rPr>
-          <w:rFonts w:ascii="Arial" w:hAnsi="Arial"/>
+          <w:rFonts w:ascii="Arial" w:hAnsi="Arial" w:cs="Arial"/>
           <w:b w:val="0"/>
           <w:i/>
+          <w:color w:val="000000"/>
           <w:sz w:val="22"/>
         </w:rPr>
         <w:t>link</w:t>
       </w:r>
       <w:r>
         <w:rPr>
-          <w:rFonts w:ascii="Arial" w:hAnsi="Arial"/>
+          <w:rFonts w:ascii="Arial" w:hAnsi="Arial" w:cs="Arial"/>
           <w:b w:val="0"/>
           <w:i w:val="0"/>
+          <w:color w:val="000000"/>
           <w:sz w:val="22"/>
         </w:rPr>
         <w:t xml:space="preserve"> footage besar kepada klien secara selamat</w:t>
@@ -948,31 +1667,35 @@
     </w:p>
     <w:p>
       <w:pPr>
-        <w:spacing w:after="160"/>
+        <w:spacing w:after="120" w:line="276" w:lineRule="auto"/>
+        <w:jc w:val="left"/>
       </w:pPr>
       <w:r>
         <w:rPr>
-          <w:rFonts w:ascii="Arial" w:hAnsi="Arial"/>
+          <w:rFonts w:ascii="Arial" w:hAnsi="Arial" w:cs="Arial"/>
           <w:b w:val="0"/>
           <w:i w:val="0"/>
+          <w:color w:val="000000"/>
           <w:sz w:val="22"/>
         </w:rPr>
         <w:t xml:space="preserve">vii) Perbincangan formal dan tidak formal (contoh: mesyuarat </w:t>
       </w:r>
       <w:r>
         <w:rPr>
-          <w:rFonts w:ascii="Arial" w:hAnsi="Arial"/>
+          <w:rFonts w:ascii="Arial" w:hAnsi="Arial" w:cs="Arial"/>
           <w:b w:val="0"/>
           <w:i/>
+          <w:color w:val="000000"/>
           <w:sz w:val="22"/>
         </w:rPr>
         <w:t>production briefing</w:t>
       </w:r>
       <w:r>
         <w:rPr>
-          <w:rFonts w:ascii="Arial" w:hAnsi="Arial"/>
+          <w:rFonts w:ascii="Arial" w:hAnsi="Arial" w:cs="Arial"/>
           <w:b w:val="0"/>
           <w:i w:val="0"/>
+          <w:color w:val="000000"/>
           <w:sz w:val="22"/>
         </w:rPr>
         <w:t xml:space="preserve"> sebelum kerja editing bermula)</w:t>
@@ -980,27 +1703,31 @@
     </w:p>
     <w:p>
       <w:pPr>
-        <w:spacing w:before="200"/>
+        <w:spacing w:before="120" w:after="120" w:line="276" w:lineRule="auto"/>
+        <w:jc w:val="left"/>
       </w:pPr>
       <w:r>
         <w:rPr>
-          <w:rFonts w:ascii="Arial" w:hAnsi="Arial"/>
+          <w:rFonts w:ascii="Arial" w:hAnsi="Arial" w:cs="Arial"/>
           <w:b/>
           <w:i w:val="0"/>
-          <w:sz w:val="24"/>
+          <w:color w:val="000000"/>
+          <w:sz w:val="22"/>
         </w:rPr>
         <w:t>3. Types of Communication (Jenis Komunikasi)</w:t>
       </w:r>
     </w:p>
     <w:p>
       <w:pPr>
-        <w:spacing w:after="160"/>
+        <w:spacing w:after="120" w:line="276" w:lineRule="auto"/>
+        <w:jc w:val="left"/>
       </w:pPr>
       <w:r>
         <w:rPr>
-          <w:rFonts w:ascii="Arial" w:hAnsi="Arial"/>
+          <w:rFonts w:ascii="Arial" w:hAnsi="Arial" w:cs="Arial"/>
           <w:b w:val="0"/>
           <w:i w:val="0"/>
+          <w:color w:val="000000"/>
           <w:sz w:val="22"/>
         </w:rPr>
         <w:t>3.1 Komunikasi dalaman melibatkan komunikasi di dalam organisasi dengan rakan sekerja dan penyelia — iaitu orang yang bekerja bersama kita. Terdapat dua (2) jenis komunikasi yang digunakan di tempat kerja:</w:t>
@@ -1008,31 +1735,35 @@
     </w:p>
     <w:p>
       <w:pPr>
-        <w:spacing w:after="160"/>
+        <w:spacing w:after="120" w:line="276" w:lineRule="auto"/>
+        <w:jc w:val="left"/>
       </w:pPr>
       <w:r>
         <w:rPr>
-          <w:rFonts w:ascii="Arial" w:hAnsi="Arial"/>
+          <w:rFonts w:ascii="Arial" w:hAnsi="Arial" w:cs="Arial"/>
           <w:b w:val="0"/>
           <w:i w:val="0"/>
+          <w:color w:val="000000"/>
           <w:sz w:val="22"/>
         </w:rPr>
         <w:t>i) Komunikasi lisan (</w:t>
       </w:r>
       <w:r>
         <w:rPr>
-          <w:rFonts w:ascii="Arial" w:hAnsi="Arial"/>
+          <w:rFonts w:ascii="Arial" w:hAnsi="Arial" w:cs="Arial"/>
           <w:b w:val="0"/>
           <w:i/>
+          <w:color w:val="000000"/>
           <w:sz w:val="22"/>
         </w:rPr>
         <w:t>verbal communication</w:t>
       </w:r>
       <w:r>
         <w:rPr>
-          <w:rFonts w:ascii="Arial" w:hAnsi="Arial"/>
+          <w:rFonts w:ascii="Arial" w:hAnsi="Arial" w:cs="Arial"/>
           <w:b w:val="0"/>
           <w:i w:val="0"/>
+          <w:color w:val="000000"/>
           <w:sz w:val="22"/>
         </w:rPr>
         <w:t>)</w:t>
@@ -1040,31 +1771,35 @@
     </w:p>
     <w:p>
       <w:pPr>
-        <w:spacing w:after="160"/>
+        <w:spacing w:after="120" w:line="276" w:lineRule="auto"/>
+        <w:jc w:val="left"/>
       </w:pPr>
       <w:r>
         <w:rPr>
-          <w:rFonts w:ascii="Arial" w:hAnsi="Arial"/>
+          <w:rFonts w:ascii="Arial" w:hAnsi="Arial" w:cs="Arial"/>
           <w:b w:val="0"/>
           <w:i w:val="0"/>
+          <w:color w:val="000000"/>
           <w:sz w:val="22"/>
         </w:rPr>
         <w:t>ii) Komunikasi bukan lisan (</w:t>
       </w:r>
       <w:r>
         <w:rPr>
-          <w:rFonts w:ascii="Arial" w:hAnsi="Arial"/>
+          <w:rFonts w:ascii="Arial" w:hAnsi="Arial" w:cs="Arial"/>
           <w:b w:val="0"/>
           <w:i/>
+          <w:color w:val="000000"/>
           <w:sz w:val="22"/>
         </w:rPr>
         <w:t>non-verbal communication</w:t>
       </w:r>
       <w:r>
         <w:rPr>
-          <w:rFonts w:ascii="Arial" w:hAnsi="Arial"/>
+          <w:rFonts w:ascii="Arial" w:hAnsi="Arial" w:cs="Arial"/>
           <w:b w:val="0"/>
           <w:i w:val="0"/>
+          <w:color w:val="000000"/>
           <w:sz w:val="22"/>
         </w:rPr>
         <w:t>)</w:t>
@@ -1072,85 +1807,95 @@
     </w:p>
     <w:p>
       <w:pPr>
-        <w:spacing w:after="160"/>
+        <w:spacing w:after="120" w:line="276" w:lineRule="auto"/>
+        <w:jc w:val="left"/>
       </w:pPr>
       <w:r>
         <w:rPr>
-          <w:rFonts w:ascii="Arial" w:hAnsi="Arial"/>
+          <w:rFonts w:ascii="Arial" w:hAnsi="Arial" w:cs="Arial"/>
           <w:b w:val="0"/>
           <w:i w:val="0"/>
+          <w:color w:val="000000"/>
           <w:sz w:val="22"/>
         </w:rPr>
         <w:t xml:space="preserve">3.2 Komunikasi lisan menggunakan perkataan untuk menyampaikan mesej, idea, hujah atau maklumat — boleh secara lisan atau bertulis. Contoh dalam studio: perbincangan lisan semasa </w:t>
       </w:r>
       <w:r>
         <w:rPr>
-          <w:rFonts w:ascii="Arial" w:hAnsi="Arial"/>
+          <w:rFonts w:ascii="Arial" w:hAnsi="Arial" w:cs="Arial"/>
           <w:b w:val="0"/>
           <w:i/>
+          <w:color w:val="000000"/>
           <w:sz w:val="22"/>
         </w:rPr>
         <w:t>review session</w:t>
       </w:r>
       <w:r>
         <w:rPr>
-          <w:rFonts w:ascii="Arial" w:hAnsi="Arial"/>
+          <w:rFonts w:ascii="Arial" w:hAnsi="Arial" w:cs="Arial"/>
           <w:b w:val="0"/>
           <w:i w:val="0"/>
+          <w:color w:val="000000"/>
           <w:sz w:val="22"/>
         </w:rPr>
         <w:t xml:space="preserve">, atau </w:t>
       </w:r>
       <w:r>
         <w:rPr>
-          <w:rFonts w:ascii="Arial" w:hAnsi="Arial"/>
+          <w:rFonts w:ascii="Arial" w:hAnsi="Arial" w:cs="Arial"/>
           <w:b w:val="0"/>
           <w:i/>
+          <w:color w:val="000000"/>
           <w:sz w:val="22"/>
         </w:rPr>
         <w:t>editing notes</w:t>
       </w:r>
       <w:r>
         <w:rPr>
-          <w:rFonts w:ascii="Arial" w:hAnsi="Arial"/>
+          <w:rFonts w:ascii="Arial" w:hAnsi="Arial" w:cs="Arial"/>
           <w:b w:val="0"/>
           <w:i w:val="0"/>
+          <w:color w:val="000000"/>
           <w:sz w:val="22"/>
         </w:rPr>
         <w:t xml:space="preserve"> bertulis dalam sistem projek. Komunikasi bukan lisan menggunakan mimik muka, gerak isyarat, bahasa badan, isyarat dan simbol untuk menyampaikan maklumat — contohnya, seorang Editor yang mengangguk semasa </w:t>
       </w:r>
       <w:r>
         <w:rPr>
-          <w:rFonts w:ascii="Arial" w:hAnsi="Arial"/>
+          <w:rFonts w:ascii="Arial" w:hAnsi="Arial" w:cs="Arial"/>
           <w:b w:val="0"/>
           <w:i/>
+          <w:color w:val="000000"/>
           <w:sz w:val="22"/>
         </w:rPr>
         <w:t>screening</w:t>
       </w:r>
       <w:r>
         <w:rPr>
-          <w:rFonts w:ascii="Arial" w:hAnsi="Arial"/>
+          <w:rFonts w:ascii="Arial" w:hAnsi="Arial" w:cs="Arial"/>
           <w:b w:val="0"/>
           <w:i w:val="0"/>
+          <w:color w:val="000000"/>
           <w:sz w:val="22"/>
         </w:rPr>
         <w:t xml:space="preserve"> menandakan persetujuan tanpa perlu bercakap, atau isyarat tangan </w:t>
       </w:r>
       <w:r>
         <w:rPr>
-          <w:rFonts w:ascii="Arial" w:hAnsi="Arial"/>
+          <w:rFonts w:ascii="Arial" w:hAnsi="Arial" w:cs="Arial"/>
           <w:b w:val="0"/>
           <w:i/>
+          <w:color w:val="000000"/>
           <w:sz w:val="22"/>
         </w:rPr>
         <w:t>"cut"</w:t>
       </w:r>
       <w:r>
         <w:rPr>
-          <w:rFonts w:ascii="Arial" w:hAnsi="Arial"/>
+          <w:rFonts w:ascii="Arial" w:hAnsi="Arial" w:cs="Arial"/>
           <w:b w:val="0"/>
           <w:i w:val="0"/>
+          <w:color w:val="000000"/>
           <w:sz w:val="22"/>
         </w:rPr>
         <w:t xml:space="preserve"> semasa sesi rakaman lapangan yang dihantar kembali ke bilik editing.</w:t>
@@ -1158,45 +1903,51 @@
     </w:p>
     <w:p>
       <w:pPr>
-        <w:spacing w:before="200"/>
+        <w:spacing w:before="120" w:after="120" w:line="276" w:lineRule="auto"/>
+        <w:jc w:val="left"/>
       </w:pPr>
       <w:r>
         <w:rPr>
-          <w:rFonts w:ascii="Arial" w:hAnsi="Arial"/>
+          <w:rFonts w:ascii="Arial" w:hAnsi="Arial" w:cs="Arial"/>
           <w:b/>
           <w:i w:val="0"/>
-          <w:sz w:val="24"/>
+          <w:color w:val="000000"/>
+          <w:sz w:val="22"/>
         </w:rPr>
         <w:t>4. Information Objective (Objektif Maklumat)</w:t>
       </w:r>
     </w:p>
     <w:p>
       <w:pPr>
-        <w:spacing w:after="160"/>
+        <w:spacing w:after="120" w:line="276" w:lineRule="auto"/>
+        <w:jc w:val="left"/>
       </w:pPr>
       <w:r>
         <w:rPr>
-          <w:rFonts w:ascii="Arial" w:hAnsi="Arial"/>
+          <w:rFonts w:ascii="Arial" w:hAnsi="Arial" w:cs="Arial"/>
           <w:b w:val="0"/>
           <w:i w:val="0"/>
+          <w:color w:val="000000"/>
           <w:sz w:val="22"/>
         </w:rPr>
         <w:t>4.1 Menganalisis objektif maklumat yang dikumpul sepanjang mana-mana proses pembuktian dan penambahbaikan boleh berjulat daripada kesimpulan mudah berdasarkan maklum balas kepada mencipta hamparan (</w:t>
       </w:r>
       <w:r>
         <w:rPr>
-          <w:rFonts w:ascii="Arial" w:hAnsi="Arial"/>
+          <w:rFonts w:ascii="Arial" w:hAnsi="Arial" w:cs="Arial"/>
           <w:b w:val="0"/>
           <w:i/>
+          <w:color w:val="000000"/>
           <w:sz w:val="22"/>
         </w:rPr>
         <w:t>spreadsheet</w:t>
       </w:r>
       <w:r>
         <w:rPr>
-          <w:rFonts w:ascii="Arial" w:hAnsi="Arial"/>
+          <w:rFonts w:ascii="Arial" w:hAnsi="Arial" w:cs="Arial"/>
           <w:b w:val="0"/>
           <w:i w:val="0"/>
+          <w:color w:val="000000"/>
           <w:sz w:val="22"/>
         </w:rPr>
         <w:t>) untuk menyimpan maklumat, supaya pengguna dapat melihat pelbagai respons daripada orang berlainan. Ia boleh dilakukan oleh seorang individu dan diringkaskan dalam laporan, atau oleh sekumpulan orang sebagai asas perbincangan. Terdapat tiga (3) elemen objektif maklumat:</w:t>
@@ -1204,13 +1955,15 @@
     </w:p>
     <w:p>
       <w:pPr>
-        <w:spacing w:after="160"/>
+        <w:spacing w:after="120" w:line="276" w:lineRule="auto"/>
+        <w:jc w:val="left"/>
       </w:pPr>
       <w:r>
         <w:rPr>
-          <w:rFonts w:ascii="Arial" w:hAnsi="Arial"/>
+          <w:rFonts w:ascii="Arial" w:hAnsi="Arial" w:cs="Arial"/>
           <w:b w:val="0"/>
           <w:i w:val="0"/>
+          <w:color w:val="000000"/>
           <w:sz w:val="22"/>
         </w:rPr>
         <w:t>i) Mengumpul dan menyusun maklumat</w:t>
@@ -1218,13 +1971,15 @@
     </w:p>
     <w:p>
       <w:pPr>
-        <w:spacing w:after="160"/>
+        <w:spacing w:after="120" w:line="276" w:lineRule="auto"/>
+        <w:jc w:val="left"/>
       </w:pPr>
       <w:r>
         <w:rPr>
-          <w:rFonts w:ascii="Arial" w:hAnsi="Arial"/>
+          <w:rFonts w:ascii="Arial" w:hAnsi="Arial" w:cs="Arial"/>
           <w:b w:val="0"/>
           <w:i w:val="0"/>
+          <w:color w:val="000000"/>
           <w:sz w:val="22"/>
         </w:rPr>
         <w:t>ii) Meneliti dan menganalisis maklumat</w:t>
@@ -1232,13 +1987,15 @@
     </w:p>
     <w:p>
       <w:pPr>
-        <w:spacing w:after="160"/>
+        <w:spacing w:after="120" w:line="276" w:lineRule="auto"/>
+        <w:jc w:val="left"/>
       </w:pPr>
       <w:r>
         <w:rPr>
-          <w:rFonts w:ascii="Arial" w:hAnsi="Arial"/>
+          <w:rFonts w:ascii="Arial" w:hAnsi="Arial" w:cs="Arial"/>
           <w:b w:val="0"/>
           <w:i w:val="0"/>
+          <w:color w:val="000000"/>
           <w:sz w:val="22"/>
         </w:rPr>
         <w:t>iii) Membentangkan maklumat</w:t>
@@ -1246,67 +2003,75 @@
     </w:p>
     <w:p>
       <w:pPr>
-        <w:spacing w:after="160"/>
+        <w:spacing w:after="120" w:line="276" w:lineRule="auto"/>
+        <w:jc w:val="left"/>
       </w:pPr>
       <w:r>
         <w:rPr>
-          <w:rFonts w:ascii="Arial" w:hAnsi="Arial"/>
+          <w:rFonts w:ascii="Arial" w:hAnsi="Arial" w:cs="Arial"/>
           <w:b w:val="0"/>
           <w:i w:val="0"/>
+          <w:color w:val="000000"/>
           <w:sz w:val="22"/>
         </w:rPr>
         <w:t xml:space="preserve">a) </w:t>
       </w:r>
       <w:r>
         <w:rPr>
-          <w:rFonts w:ascii="Arial" w:hAnsi="Arial"/>
+          <w:rFonts w:ascii="Arial" w:hAnsi="Arial" w:cs="Arial"/>
           <w:b/>
           <w:i w:val="0"/>
+          <w:color w:val="000000"/>
           <w:sz w:val="22"/>
         </w:rPr>
         <w:t>Mengumpul dan Menyusun Maklumat</w:t>
       </w:r>
       <w:r>
         <w:rPr>
-          <w:rFonts w:ascii="Arial" w:hAnsi="Arial"/>
+          <w:rFonts w:ascii="Arial" w:hAnsi="Arial" w:cs="Arial"/>
           <w:b w:val="0"/>
           <w:i w:val="0"/>
+          <w:color w:val="000000"/>
           <w:sz w:val="22"/>
         </w:rPr>
         <w:t xml:space="preserve"> — maklumat dikumpul dan disusun dalam format yang sesuai untuk analisis, tafsiran dan penyebaran mengikut keperluan organisasi; maklumat yang dipegang organisasi diakses dan dinilai ketepatannya; kaedah pengumpulan maklumat mesti dipercayai dan cekap sumber; teknologi perniagaan digunakan untuk mengakses, menyusun dan memantau maklumat; maklumat dikemas kini dan disimpan mengikut keperluan organisasi. Contoh studio: senarai </w:t>
       </w:r>
       <w:r>
         <w:rPr>
-          <w:rFonts w:ascii="Arial" w:hAnsi="Arial"/>
+          <w:rFonts w:ascii="Arial" w:hAnsi="Arial" w:cs="Arial"/>
           <w:b w:val="0"/>
           <w:i/>
+          <w:color w:val="000000"/>
           <w:sz w:val="22"/>
         </w:rPr>
         <w:t>timecode</w:t>
       </w:r>
       <w:r>
         <w:rPr>
-          <w:rFonts w:ascii="Arial" w:hAnsi="Arial"/>
+          <w:rFonts w:ascii="Arial" w:hAnsi="Arial" w:cs="Arial"/>
           <w:b w:val="0"/>
           <w:i w:val="0"/>
+          <w:color w:val="000000"/>
           <w:sz w:val="22"/>
         </w:rPr>
         <w:t xml:space="preserve"> footage klien disusun dalam sistem </w:t>
       </w:r>
       <w:r>
         <w:rPr>
-          <w:rFonts w:ascii="Arial" w:hAnsi="Arial"/>
+          <w:rFonts w:ascii="Arial" w:hAnsi="Arial" w:cs="Arial"/>
           <w:b w:val="0"/>
           <w:i/>
+          <w:color w:val="000000"/>
           <w:sz w:val="22"/>
         </w:rPr>
         <w:t>media asset management</w:t>
       </w:r>
       <w:r>
         <w:rPr>
-          <w:rFonts w:ascii="Arial" w:hAnsi="Arial"/>
+          <w:rFonts w:ascii="Arial" w:hAnsi="Arial" w:cs="Arial"/>
           <w:b w:val="0"/>
           <w:i w:val="0"/>
+          <w:color w:val="000000"/>
           <w:sz w:val="22"/>
         </w:rPr>
         <w:t xml:space="preserve"> mengikut kod projek.</w:t>
@@ -1314,67 +2079,75 @@
     </w:p>
     <w:p>
       <w:pPr>
-        <w:spacing w:after="160"/>
+        <w:spacing w:after="120" w:line="276" w:lineRule="auto"/>
+        <w:jc w:val="left"/>
       </w:pPr>
       <w:r>
         <w:rPr>
-          <w:rFonts w:ascii="Arial" w:hAnsi="Arial"/>
+          <w:rFonts w:ascii="Arial" w:hAnsi="Arial" w:cs="Arial"/>
           <w:b w:val="0"/>
           <w:i w:val="0"/>
+          <w:color w:val="000000"/>
           <w:sz w:val="22"/>
         </w:rPr>
         <w:t xml:space="preserve">b) </w:t>
       </w:r>
       <w:r>
         <w:rPr>
-          <w:rFonts w:ascii="Arial" w:hAnsi="Arial"/>
+          <w:rFonts w:ascii="Arial" w:hAnsi="Arial" w:cs="Arial"/>
           <w:b/>
           <w:i w:val="0"/>
+          <w:color w:val="000000"/>
           <w:sz w:val="22"/>
         </w:rPr>
         <w:t>Meneliti dan Menganalisis Maklumat</w:t>
       </w:r>
       <w:r>
         <w:rPr>
-          <w:rFonts w:ascii="Arial" w:hAnsi="Arial"/>
+          <w:rFonts w:ascii="Arial" w:hAnsi="Arial" w:cs="Arial"/>
           <w:b w:val="0"/>
           <w:i w:val="0"/>
+          <w:color w:val="000000"/>
           <w:sz w:val="22"/>
         </w:rPr>
         <w:t xml:space="preserve"> — objektif kajian jelas dan konsisten dengan keperluan organisasi; data yang digunakan sah dan relevan; strategi kajian cekap sumber; kaedah analisis data boleh dipercayai; andaian yang digunakan jelas dan wajar; kesimpulan disokong bukti. Contoh studio: menganalisis maklum balas klien terhadap beberapa versi </w:t>
       </w:r>
       <w:r>
         <w:rPr>
-          <w:rFonts w:ascii="Arial" w:hAnsi="Arial"/>
+          <w:rFonts w:ascii="Arial" w:hAnsi="Arial" w:cs="Arial"/>
           <w:b w:val="0"/>
           <w:i/>
+          <w:color w:val="000000"/>
           <w:sz w:val="22"/>
         </w:rPr>
         <w:t>rough cut</w:t>
       </w:r>
       <w:r>
         <w:rPr>
-          <w:rFonts w:ascii="Arial" w:hAnsi="Arial"/>
+          <w:rFonts w:ascii="Arial" w:hAnsi="Arial" w:cs="Arial"/>
           <w:b w:val="0"/>
           <w:i w:val="0"/>
+          <w:color w:val="000000"/>
           <w:sz w:val="22"/>
         </w:rPr>
         <w:t xml:space="preserve"> sebelum memutuskan versi </w:t>
       </w:r>
       <w:r>
         <w:rPr>
-          <w:rFonts w:ascii="Arial" w:hAnsi="Arial"/>
+          <w:rFonts w:ascii="Arial" w:hAnsi="Arial" w:cs="Arial"/>
           <w:b w:val="0"/>
           <w:i/>
+          <w:color w:val="000000"/>
           <w:sz w:val="22"/>
         </w:rPr>
         <w:t>final</w:t>
       </w:r>
       <w:r>
         <w:rPr>
-          <w:rFonts w:ascii="Arial" w:hAnsi="Arial"/>
+          <w:rFonts w:ascii="Arial" w:hAnsi="Arial" w:cs="Arial"/>
           <w:b w:val="0"/>
           <w:i w:val="0"/>
+          <w:color w:val="000000"/>
           <w:sz w:val="22"/>
         </w:rPr>
         <w:t>.</w:t>
@@ -1382,49 +2155,55 @@
     </w:p>
     <w:p>
       <w:pPr>
-        <w:spacing w:after="160"/>
+        <w:spacing w:after="120" w:line="276" w:lineRule="auto"/>
+        <w:jc w:val="left"/>
       </w:pPr>
       <w:r>
         <w:rPr>
-          <w:rFonts w:ascii="Arial" w:hAnsi="Arial"/>
+          <w:rFonts w:ascii="Arial" w:hAnsi="Arial" w:cs="Arial"/>
           <w:b w:val="0"/>
           <w:i w:val="0"/>
+          <w:color w:val="000000"/>
           <w:sz w:val="22"/>
         </w:rPr>
         <w:t xml:space="preserve">c) </w:t>
       </w:r>
       <w:r>
         <w:rPr>
-          <w:rFonts w:ascii="Arial" w:hAnsi="Arial"/>
+          <w:rFonts w:ascii="Arial" w:hAnsi="Arial" w:cs="Arial"/>
           <w:b/>
           <w:i w:val="0"/>
+          <w:color w:val="000000"/>
           <w:sz w:val="22"/>
         </w:rPr>
         <w:t>Membentangkan Maklumat</w:t>
       </w:r>
       <w:r>
         <w:rPr>
-          <w:rFonts w:ascii="Arial" w:hAnsi="Arial"/>
+          <w:rFonts w:ascii="Arial" w:hAnsi="Arial" w:cs="Arial"/>
           <w:b w:val="0"/>
           <w:i w:val="0"/>
+          <w:color w:val="000000"/>
           <w:sz w:val="22"/>
         </w:rPr>
         <w:t xml:space="preserve"> — cadangan dan isu dibentangkan dalam format, gaya dan struktur yang sesuai menggunakan teknologi perniagaan yang bersesuaian; struktur dan format laporan jelas dan mematuhi keperluan organisasi; dapatan kajian dilaporkan dan diedarkan mengikut keperluan organisasi; maklum balas mengenai kesesuaian dapatan diperoleh mengikutnya. Contoh studio: pembentangan </w:t>
       </w:r>
       <w:r>
         <w:rPr>
-          <w:rFonts w:ascii="Arial" w:hAnsi="Arial"/>
+          <w:rFonts w:ascii="Arial" w:hAnsi="Arial" w:cs="Arial"/>
           <w:b w:val="0"/>
           <w:i/>
+          <w:color w:val="000000"/>
           <w:sz w:val="22"/>
         </w:rPr>
         <w:t>progress report</w:t>
       </w:r>
       <w:r>
         <w:rPr>
-          <w:rFonts w:ascii="Arial" w:hAnsi="Arial"/>
+          <w:rFonts w:ascii="Arial" w:hAnsi="Arial" w:cs="Arial"/>
           <w:b w:val="0"/>
           <w:i w:val="0"/>
+          <w:color w:val="000000"/>
           <w:sz w:val="22"/>
         </w:rPr>
         <w:t xml:space="preserve"> mingguan kepada Producer merangkumi status setiap CU footage yang telah disiapkan.</w:t>
@@ -1432,31 +2211,35 @@
     </w:p>
     <w:p>
       <w:pPr>
-        <w:spacing w:after="160"/>
+        <w:spacing w:after="120" w:line="276" w:lineRule="auto"/>
+        <w:jc w:val="left"/>
       </w:pPr>
       <w:r>
         <w:rPr>
-          <w:rFonts w:ascii="Arial" w:hAnsi="Arial"/>
+          <w:rFonts w:ascii="Arial" w:hAnsi="Arial" w:cs="Arial"/>
           <w:b w:val="0"/>
           <w:i w:val="0"/>
+          <w:color w:val="000000"/>
           <w:sz w:val="22"/>
         </w:rPr>
         <w:t xml:space="preserve">4.2 </w:t>
       </w:r>
       <w:r>
         <w:rPr>
-          <w:rFonts w:ascii="Arial" w:hAnsi="Arial"/>
+          <w:rFonts w:ascii="Arial" w:hAnsi="Arial" w:cs="Arial"/>
           <w:b/>
           <w:i w:val="0"/>
+          <w:color w:val="000000"/>
           <w:sz w:val="22"/>
         </w:rPr>
         <w:t>Type Of Information (Jenis Maklumat)</w:t>
       </w:r>
       <w:r>
         <w:rPr>
-          <w:rFonts w:ascii="Arial" w:hAnsi="Arial"/>
+          <w:rFonts w:ascii="Arial" w:hAnsi="Arial" w:cs="Arial"/>
           <w:b w:val="0"/>
           <w:i w:val="0"/>
+          <w:color w:val="000000"/>
           <w:sz w:val="22"/>
         </w:rPr>
         <w:t xml:space="preserve"> — walaupun organisasinya ringkas, permintaan rutin memerlukan sentuhan bijaksana. Dalam banyak organisasi, terdapat pelbagai bentuk maklumat seperti memo, surat dan laporan yang dihantar kepada beratus malah beribu pekerja, pelanggan dan pihak berkepentingan. Justeru, potensi mewujudkan tanggapan positif adalah sama pentingnya dengan risiko menimbulkan salah faham akibat perkataan kabur atau nada tidak sopan.</w:t>
@@ -1464,13 +2247,15 @@
     </w:p>
     <w:p>
       <w:pPr>
-        <w:spacing w:after="160"/>
+        <w:spacing w:after="120" w:line="276" w:lineRule="auto"/>
+        <w:jc w:val="left"/>
       </w:pPr>
       <w:r>
         <w:rPr>
-          <w:rFonts w:ascii="Arial" w:hAnsi="Arial"/>
+          <w:rFonts w:ascii="Arial" w:hAnsi="Arial" w:cs="Arial"/>
           <w:b w:val="0"/>
           <w:i w:val="0"/>
+          <w:color w:val="000000"/>
           <w:sz w:val="22"/>
         </w:rPr>
         <w:t>Sebahagian besar laporan adalah alat pengurusan. Matlamat membangunkan laporan ialah menjadikan maklumat sejelas dan semudah mungkin — kerana masa amat berharga — memberitahu pembaca apa yang perlu diketahui, tidak lebih tidak kurang, dan membentangkannya mengikut keperluan mereka. Sesetengah orang suka membandingkan maklumat laporan menggunakan komputer, sesetengah pengurus suka menerima laporan secara lisan bersemudian, tetapi kebanyakan pengurus lebih gemar kemudahan dan ketahanan laporan bertulis. Tujuan laporan ialah:</w:t>
@@ -1478,31 +2263,35 @@
     </w:p>
     <w:p>
       <w:pPr>
-        <w:spacing w:after="160"/>
+        <w:spacing w:after="120" w:line="276" w:lineRule="auto"/>
+        <w:jc w:val="left"/>
       </w:pPr>
       <w:r>
         <w:rPr>
-          <w:rFonts w:ascii="Arial" w:hAnsi="Arial"/>
+          <w:rFonts w:ascii="Arial" w:hAnsi="Arial" w:cs="Arial"/>
           <w:b w:val="0"/>
           <w:i w:val="0"/>
+          <w:color w:val="000000"/>
           <w:sz w:val="22"/>
         </w:rPr>
         <w:t xml:space="preserve">i) Memantau dan mengawal operasi (contoh: laporan status </w:t>
       </w:r>
       <w:r>
         <w:rPr>
-          <w:rFonts w:ascii="Arial" w:hAnsi="Arial"/>
+          <w:rFonts w:ascii="Arial" w:hAnsi="Arial" w:cs="Arial"/>
           <w:b w:val="0"/>
           <w:i/>
+          <w:color w:val="000000"/>
           <w:sz w:val="22"/>
         </w:rPr>
         <w:t>rendering queue</w:t>
       </w:r>
       <w:r>
         <w:rPr>
-          <w:rFonts w:ascii="Arial" w:hAnsi="Arial"/>
+          <w:rFonts w:ascii="Arial" w:hAnsi="Arial" w:cs="Arial"/>
           <w:b w:val="0"/>
           <w:i w:val="0"/>
+          <w:color w:val="000000"/>
           <w:sz w:val="22"/>
         </w:rPr>
         <w:t xml:space="preserve"> studio)</w:t>
@@ -1510,31 +2299,35 @@
     </w:p>
     <w:p>
       <w:pPr>
-        <w:spacing w:after="160"/>
+        <w:spacing w:after="120" w:line="276" w:lineRule="auto"/>
+        <w:jc w:val="left"/>
       </w:pPr>
       <w:r>
         <w:rPr>
-          <w:rFonts w:ascii="Arial" w:hAnsi="Arial"/>
+          <w:rFonts w:ascii="Arial" w:hAnsi="Arial" w:cs="Arial"/>
           <w:b w:val="0"/>
           <w:i w:val="0"/>
+          <w:color w:val="000000"/>
           <w:sz w:val="22"/>
         </w:rPr>
         <w:t xml:space="preserve">ii) Membantu melaksanakan dasar dan prosedur (contoh: laporan pematuhan SOP </w:t>
       </w:r>
       <w:r>
         <w:rPr>
-          <w:rFonts w:ascii="Arial" w:hAnsi="Arial"/>
+          <w:rFonts w:ascii="Arial" w:hAnsi="Arial" w:cs="Arial"/>
           <w:b w:val="0"/>
           <w:i/>
+          <w:color w:val="000000"/>
           <w:sz w:val="22"/>
         </w:rPr>
         <w:t>backup</w:t>
       </w:r>
       <w:r>
         <w:rPr>
-          <w:rFonts w:ascii="Arial" w:hAnsi="Arial"/>
+          <w:rFonts w:ascii="Arial" w:hAnsi="Arial" w:cs="Arial"/>
           <w:b w:val="0"/>
           <w:i w:val="0"/>
+          <w:color w:val="000000"/>
           <w:sz w:val="22"/>
         </w:rPr>
         <w:t xml:space="preserve"> footage)</w:t>
@@ -1542,13 +2335,15 @@
     </w:p>
     <w:p>
       <w:pPr>
-        <w:spacing w:after="160"/>
+        <w:spacing w:after="120" w:line="276" w:lineRule="auto"/>
+        <w:jc w:val="left"/>
       </w:pPr>
       <w:r>
         <w:rPr>
-          <w:rFonts w:ascii="Arial" w:hAnsi="Arial"/>
+          <w:rFonts w:ascii="Arial" w:hAnsi="Arial" w:cs="Arial"/>
           <w:b w:val="0"/>
           <w:i w:val="0"/>
+          <w:color w:val="000000"/>
           <w:sz w:val="22"/>
         </w:rPr>
         <w:t>iii) Mematuhi keperluan undang-undang atau kawal selia (contoh: log persetujuan hak cipta muzik dalam projek)</w:t>
@@ -1556,31 +2351,35 @@
     </w:p>
     <w:p>
       <w:pPr>
-        <w:spacing w:after="160"/>
+        <w:spacing w:after="120" w:line="276" w:lineRule="auto"/>
+        <w:jc w:val="left"/>
       </w:pPr>
       <w:r>
         <w:rPr>
-          <w:rFonts w:ascii="Arial" w:hAnsi="Arial"/>
+          <w:rFonts w:ascii="Arial" w:hAnsi="Arial" w:cs="Arial"/>
           <w:b w:val="0"/>
           <w:i w:val="0"/>
+          <w:color w:val="000000"/>
           <w:sz w:val="22"/>
         </w:rPr>
         <w:t xml:space="preserve">iv) Memperoleh perniagaan atau pembiayaan baharu (contoh: </w:t>
       </w:r>
       <w:r>
         <w:rPr>
-          <w:rFonts w:ascii="Arial" w:hAnsi="Arial"/>
+          <w:rFonts w:ascii="Arial" w:hAnsi="Arial" w:cs="Arial"/>
           <w:b w:val="0"/>
           <w:i/>
+          <w:color w:val="000000"/>
           <w:sz w:val="22"/>
         </w:rPr>
         <w:t>proposal deck</w:t>
       </w:r>
       <w:r>
         <w:rPr>
-          <w:rFonts w:ascii="Arial" w:hAnsi="Arial"/>
+          <w:rFonts w:ascii="Arial" w:hAnsi="Arial" w:cs="Arial"/>
           <w:b w:val="0"/>
           <w:i w:val="0"/>
+          <w:color w:val="000000"/>
           <w:sz w:val="22"/>
         </w:rPr>
         <w:t xml:space="preserve"> untuk klien iklan)</w:t>
@@ -1588,49 +2387,55 @@
     </w:p>
     <w:p>
       <w:pPr>
-        <w:spacing w:after="160"/>
+        <w:spacing w:after="120" w:line="276" w:lineRule="auto"/>
+        <w:jc w:val="left"/>
       </w:pPr>
       <w:r>
         <w:rPr>
-          <w:rFonts w:ascii="Arial" w:hAnsi="Arial"/>
+          <w:rFonts w:ascii="Arial" w:hAnsi="Arial" w:cs="Arial"/>
           <w:b w:val="0"/>
           <w:i w:val="0"/>
+          <w:color w:val="000000"/>
           <w:sz w:val="22"/>
         </w:rPr>
         <w:t xml:space="preserve">v) Mendokumentasikan kerja yang dilakukan untuk klien (contoh: </w:t>
       </w:r>
       <w:r>
         <w:rPr>
-          <w:rFonts w:ascii="Arial" w:hAnsi="Arial"/>
+          <w:rFonts w:ascii="Arial" w:hAnsi="Arial" w:cs="Arial"/>
           <w:b w:val="0"/>
           <w:i/>
+          <w:color w:val="000000"/>
           <w:sz w:val="22"/>
         </w:rPr>
         <w:t>delivery note</w:t>
       </w:r>
       <w:r>
         <w:rPr>
-          <w:rFonts w:ascii="Arial" w:hAnsi="Arial"/>
+          <w:rFonts w:ascii="Arial" w:hAnsi="Arial" w:cs="Arial"/>
           <w:b w:val="0"/>
           <w:i w:val="0"/>
+          <w:color w:val="000000"/>
           <w:sz w:val="22"/>
         </w:rPr>
         <w:t xml:space="preserve"> menyertai fail </w:t>
       </w:r>
       <w:r>
         <w:rPr>
-          <w:rFonts w:ascii="Arial" w:hAnsi="Arial"/>
+          <w:rFonts w:ascii="Arial" w:hAnsi="Arial" w:cs="Arial"/>
           <w:b w:val="0"/>
           <w:i/>
+          <w:color w:val="000000"/>
           <w:sz w:val="22"/>
         </w:rPr>
         <w:t>final export</w:t>
       </w:r>
       <w:r>
         <w:rPr>
-          <w:rFonts w:ascii="Arial" w:hAnsi="Arial"/>
+          <w:rFonts w:ascii="Arial" w:hAnsi="Arial" w:cs="Arial"/>
           <w:b w:val="0"/>
           <w:i w:val="0"/>
+          <w:color w:val="000000"/>
           <w:sz w:val="22"/>
         </w:rPr>
         <w:t>)</w:t>
@@ -1638,13 +2443,15 @@
     </w:p>
     <w:p>
       <w:pPr>
-        <w:spacing w:after="160"/>
+        <w:spacing w:after="120" w:line="276" w:lineRule="auto"/>
+        <w:jc w:val="left"/>
       </w:pPr>
       <w:r>
         <w:rPr>
-          <w:rFonts w:ascii="Arial" w:hAnsi="Arial"/>
+          <w:rFonts w:ascii="Arial" w:hAnsi="Arial" w:cs="Arial"/>
           <w:b w:val="0"/>
           <w:i w:val="0"/>
+          <w:color w:val="000000"/>
           <w:sz w:val="22"/>
         </w:rPr>
         <w:t>vi) Membimbing keputusan atau isu tertentu (contoh: laporan perbandingan format eksport untuk keputusan platform siaran)</w:t>
@@ -1652,45 +2459,51 @@
     </w:p>
     <w:p>
       <w:pPr>
-        <w:spacing w:before="200"/>
+        <w:spacing w:before="120" w:after="120" w:line="276" w:lineRule="auto"/>
+        <w:jc w:val="left"/>
       </w:pPr>
       <w:r>
         <w:rPr>
-          <w:rFonts w:ascii="Arial" w:hAnsi="Arial"/>
+          <w:rFonts w:ascii="Arial" w:hAnsi="Arial" w:cs="Arial"/>
           <w:b/>
           <w:i w:val="0"/>
-          <w:sz w:val="24"/>
+          <w:color w:val="000000"/>
+          <w:sz w:val="22"/>
         </w:rPr>
         <w:t>5. Communication Ethics Principles (Prinsip Etika Komunikasi)</w:t>
       </w:r>
     </w:p>
     <w:p>
       <w:pPr>
-        <w:spacing w:after="160"/>
+        <w:spacing w:after="120" w:line="276" w:lineRule="auto"/>
+        <w:jc w:val="left"/>
       </w:pPr>
       <w:r>
         <w:rPr>
-          <w:rFonts w:ascii="Arial" w:hAnsi="Arial"/>
+          <w:rFonts w:ascii="Arial" w:hAnsi="Arial" w:cs="Arial"/>
           <w:b w:val="0"/>
           <w:i w:val="0"/>
+          <w:color w:val="000000"/>
           <w:sz w:val="22"/>
         </w:rPr>
         <w:t xml:space="preserve">5.1 Etika dalam kumpulan kecil merujuk kepada aspek moral interaksi kumpulan. Komunikasi beretika meningkatkan nilai dan maruah manusia dengan memupuk kejujuran, keadilan, tanggungjawab, integriti peribadi, dan hormat terhadap diri serta orang lain. Justeru komunikasi beretika dalam kumpulan kecil mengambil kira sikap ambil berat dan tanggungjawab terhadap diri sendiri dan ahli kumpulan lain — contohnya dalam bilik editing yang dikongsi beberapa Editor, setiap orang bertanggungjawab menjaga kerahsiaan </w:t>
       </w:r>
       <w:r>
         <w:rPr>
-          <w:rFonts w:ascii="Arial" w:hAnsi="Arial"/>
+          <w:rFonts w:ascii="Arial" w:hAnsi="Arial" w:cs="Arial"/>
           <w:b w:val="0"/>
           <w:i/>
+          <w:color w:val="000000"/>
           <w:sz w:val="22"/>
         </w:rPr>
         <w:t>raw footage</w:t>
       </w:r>
       <w:r>
         <w:rPr>
-          <w:rFonts w:ascii="Arial" w:hAnsi="Arial"/>
+          <w:rFonts w:ascii="Arial" w:hAnsi="Arial" w:cs="Arial"/>
           <w:b w:val="0"/>
           <w:i w:val="0"/>
+          <w:color w:val="000000"/>
           <w:sz w:val="22"/>
         </w:rPr>
         <w:t xml:space="preserve"> klien walaupun tidak ditugaskan secara langsung kepada projek itu.</w:t>
@@ -1698,13 +2511,15 @@
     </w:p>
     <w:p>
       <w:pPr>
-        <w:spacing w:after="160"/>
+        <w:spacing w:after="120" w:line="276" w:lineRule="auto"/>
+        <w:jc w:val="left"/>
       </w:pPr>
       <w:r>
         <w:rPr>
-          <w:rFonts w:ascii="Arial" w:hAnsi="Arial"/>
+          <w:rFonts w:ascii="Arial" w:hAnsi="Arial" w:cs="Arial"/>
           <w:b w:val="0"/>
           <w:i w:val="0"/>
+          <w:color w:val="000000"/>
           <w:sz w:val="22"/>
         </w:rPr>
         <w:t>Secara amnya, dalam kerja kumpulan kecil, fokus kita ialah menyiapkan kerja sambil mengekalkan hubungan yang munasabah antara ahli kumpulan. Walaupun sesetengah dilema etika lebih mudah diselesaikan berbanding yang lain, semuanya melibatkan penilaian dan pertimbangan tentang apa yang betul dan salah secara moral, apa yang adil dan tidak adil, serta apa yang menyebabkan bahaya dan tidak.</w:t>
@@ -1712,22 +2527,25 @@
     </w:p>
     <w:p>
       <w:pPr>
-        <w:spacing w:after="160"/>
+        <w:spacing w:after="120" w:line="276" w:lineRule="auto"/>
+        <w:jc w:val="left"/>
       </w:pPr>
       <w:r>
         <w:rPr>
-          <w:rFonts w:ascii="Arial" w:hAnsi="Arial"/>
+          <w:rFonts w:ascii="Arial" w:hAnsi="Arial" w:cs="Arial"/>
           <w:b w:val="0"/>
           <w:i w:val="0"/>
+          <w:color w:val="000000"/>
           <w:sz w:val="22"/>
         </w:rPr>
         <w:t xml:space="preserve">5.2 </w:t>
       </w:r>
       <w:r>
         <w:rPr>
-          <w:rFonts w:ascii="Arial" w:hAnsi="Arial"/>
+          <w:rFonts w:ascii="Arial" w:hAnsi="Arial" w:cs="Arial"/>
           <w:b/>
           <w:i w:val="0"/>
+          <w:color w:val="000000"/>
           <w:sz w:val="22"/>
         </w:rPr>
         <w:t>Principle of Communication Ethics (Prinsip Etika Komunikasi)</w:t>
@@ -1735,13 +2553,15 @@
     </w:p>
     <w:p>
       <w:pPr>
-        <w:spacing w:after="160"/>
+        <w:spacing w:after="120" w:line="276" w:lineRule="auto"/>
+        <w:jc w:val="left"/>
       </w:pPr>
       <w:r>
         <w:rPr>
-          <w:rFonts w:ascii="Arial" w:hAnsi="Arial"/>
+          <w:rFonts w:ascii="Arial" w:hAnsi="Arial" w:cs="Arial"/>
           <w:b w:val="0"/>
           <w:i w:val="0"/>
+          <w:color w:val="000000"/>
           <w:sz w:val="22"/>
         </w:rPr>
         <w:t>i) Kejujuran, ketepatan, keikhlasan dan penaakulan adalah penting bagi integriti komunikasi.</w:t>
@@ -1749,13 +2569,15 @@
     </w:p>
     <w:p>
       <w:pPr>
-        <w:spacing w:after="160"/>
+        <w:spacing w:after="120" w:line="276" w:lineRule="auto"/>
+        <w:jc w:val="left"/>
       </w:pPr>
       <w:r>
         <w:rPr>
-          <w:rFonts w:ascii="Arial" w:hAnsi="Arial"/>
+          <w:rFonts w:ascii="Arial" w:hAnsi="Arial" w:cs="Arial"/>
           <w:b w:val="0"/>
           <w:i w:val="0"/>
+          <w:color w:val="000000"/>
           <w:sz w:val="22"/>
         </w:rPr>
         <w:t>ii) Menyokong kebebasan bersuara, kepelbagaian perspektif, dan toleransi perbezaan pendapat bagi mencapai pembuatan keputusan yang bermaklumat dan bertanggungjawab, asas kepada masyarakat sivil.</w:t>
@@ -1763,13 +2585,15 @@
     </w:p>
     <w:p>
       <w:pPr>
-        <w:spacing w:after="160"/>
+        <w:spacing w:after="120" w:line="276" w:lineRule="auto"/>
+        <w:jc w:val="left"/>
       </w:pPr>
       <w:r>
         <w:rPr>
-          <w:rFonts w:ascii="Arial" w:hAnsi="Arial"/>
+          <w:rFonts w:ascii="Arial" w:hAnsi="Arial" w:cs="Arial"/>
           <w:b w:val="0"/>
           <w:i w:val="0"/>
+          <w:color w:val="000000"/>
           <w:sz w:val="22"/>
         </w:rPr>
         <w:t>iii) Berusaha memahami dan menghormati penyampai lain sebelum menilai dan bertindak balas terhadap mesej mereka.</w:t>
@@ -1777,13 +2601,15 @@
     </w:p>
     <w:p>
       <w:pPr>
-        <w:spacing w:after="160"/>
+        <w:spacing w:after="120" w:line="276" w:lineRule="auto"/>
+        <w:jc w:val="left"/>
       </w:pPr>
       <w:r>
         <w:rPr>
-          <w:rFonts w:ascii="Arial" w:hAnsi="Arial"/>
+          <w:rFonts w:ascii="Arial" w:hAnsi="Arial" w:cs="Arial"/>
           <w:b w:val="0"/>
           <w:i w:val="0"/>
+          <w:color w:val="000000"/>
           <w:sz w:val="22"/>
         </w:rPr>
         <w:t>iv) Akses kepada sumber dan peluang komunikasi diperlukan untuk memenuhi potensi manusia dan menyumbang kepada kesejahteraan keluarga, komuniti dan masyarakat.</w:t>
@@ -1791,13 +2617,15 @@
     </w:p>
     <w:p>
       <w:pPr>
-        <w:spacing w:after="160"/>
+        <w:spacing w:after="120" w:line="276" w:lineRule="auto"/>
+        <w:jc w:val="left"/>
       </w:pPr>
       <w:r>
         <w:rPr>
-          <w:rFonts w:ascii="Arial" w:hAnsi="Arial"/>
+          <w:rFonts w:ascii="Arial" w:hAnsi="Arial" w:cs="Arial"/>
           <w:b w:val="0"/>
           <w:i w:val="0"/>
+          <w:color w:val="000000"/>
           <w:sz w:val="22"/>
         </w:rPr>
         <w:t>v) Menggalakkan iklim komunikasi yang penyayang dan saling memahami yang menghormati keperluan unik setiap penyampai.</w:t>
@@ -1805,13 +2633,15 @@
     </w:p>
     <w:p>
       <w:pPr>
-        <w:spacing w:after="160"/>
+        <w:spacing w:after="120" w:line="276" w:lineRule="auto"/>
+        <w:jc w:val="left"/>
       </w:pPr>
       <w:r>
         <w:rPr>
-          <w:rFonts w:ascii="Arial" w:hAnsi="Arial"/>
+          <w:rFonts w:ascii="Arial" w:hAnsi="Arial" w:cs="Arial"/>
           <w:b w:val="0"/>
           <w:i w:val="0"/>
+          <w:color w:val="000000"/>
           <w:sz w:val="22"/>
         </w:rPr>
         <w:t>vi) Mengecam komunikasi yang merendahkan individu dan kemanusiaan melalui herotan, ketidaktoleransian, ugutan, paksaan, kebencian dan keganasan.</w:t>
@@ -1819,13 +2649,15 @@
     </w:p>
     <w:p>
       <w:pPr>
-        <w:spacing w:after="160"/>
+        <w:spacing w:after="120" w:line="276" w:lineRule="auto"/>
+        <w:jc w:val="left"/>
       </w:pPr>
       <w:r>
         <w:rPr>
-          <w:rFonts w:ascii="Arial" w:hAnsi="Arial"/>
+          <w:rFonts w:ascii="Arial" w:hAnsi="Arial" w:cs="Arial"/>
           <w:b w:val="0"/>
           <w:i w:val="0"/>
+          <w:color w:val="000000"/>
           <w:sz w:val="22"/>
         </w:rPr>
         <w:t>vii) Komited kepada keberanian menyuarakan pendirian peribadi demi mengejar keadilan.</w:t>
@@ -1833,49 +2665,55 @@
     </w:p>
     <w:p>
       <w:pPr>
-        <w:spacing w:after="160"/>
+        <w:spacing w:after="120" w:line="276" w:lineRule="auto"/>
+        <w:jc w:val="left"/>
       </w:pPr>
       <w:r>
         <w:rPr>
-          <w:rFonts w:ascii="Arial" w:hAnsi="Arial"/>
+          <w:rFonts w:ascii="Arial" w:hAnsi="Arial" w:cs="Arial"/>
           <w:b w:val="0"/>
           <w:i w:val="0"/>
+          <w:color w:val="000000"/>
           <w:sz w:val="22"/>
         </w:rPr>
         <w:t xml:space="preserve">viii) Menyokong perkongsian maklumat, pendapat dan perasaan semasa berdepan pilihan penting, sambil menghormati privasi dan kerahsiaan — contohnya, seorang Editor boleh berkongsi pendapat kreatif tentang </w:t>
       </w:r>
       <w:r>
         <w:rPr>
-          <w:rFonts w:ascii="Arial" w:hAnsi="Arial"/>
+          <w:rFonts w:ascii="Arial" w:hAnsi="Arial" w:cs="Arial"/>
           <w:b w:val="0"/>
           <w:i/>
+          <w:color w:val="000000"/>
           <w:sz w:val="22"/>
         </w:rPr>
         <w:t>cut</w:t>
       </w:r>
       <w:r>
         <w:rPr>
-          <w:rFonts w:ascii="Arial" w:hAnsi="Arial"/>
+          <w:rFonts w:ascii="Arial" w:hAnsi="Arial" w:cs="Arial"/>
           <w:b w:val="0"/>
           <w:i w:val="0"/>
+          <w:color w:val="000000"/>
           <w:sz w:val="22"/>
         </w:rPr>
         <w:t xml:space="preserve"> tetapi tidak boleh mendedahkan kandungan </w:t>
       </w:r>
       <w:r>
         <w:rPr>
-          <w:rFonts w:ascii="Arial" w:hAnsi="Arial"/>
+          <w:rFonts w:ascii="Arial" w:hAnsi="Arial" w:cs="Arial"/>
           <w:b w:val="0"/>
           <w:i/>
+          <w:color w:val="000000"/>
           <w:sz w:val="22"/>
         </w:rPr>
         <w:t>raw footage</w:t>
       </w:r>
       <w:r>
         <w:rPr>
-          <w:rFonts w:ascii="Arial" w:hAnsi="Arial"/>
+          <w:rFonts w:ascii="Arial" w:hAnsi="Arial" w:cs="Arial"/>
           <w:b w:val="0"/>
           <w:i w:val="0"/>
+          <w:color w:val="000000"/>
           <w:sz w:val="22"/>
         </w:rPr>
         <w:t xml:space="preserve"> klien kepada pihak luar sebelum tarikh siaran rasmi.</w:t>
@@ -1883,13 +2721,15 @@
     </w:p>
     <w:p>
       <w:pPr>
-        <w:spacing w:after="160"/>
+        <w:spacing w:after="120" w:line="276" w:lineRule="auto"/>
+        <w:jc w:val="left"/>
       </w:pPr>
       <w:r>
         <w:rPr>
-          <w:rFonts w:ascii="Arial" w:hAnsi="Arial"/>
+          <w:rFonts w:ascii="Arial" w:hAnsi="Arial" w:cs="Arial"/>
           <w:b w:val="0"/>
           <w:i w:val="0"/>
+          <w:color w:val="000000"/>
           <w:sz w:val="22"/>
         </w:rPr>
         <w:t>ix) Komunikasi tidak beretika mengancam kualiti semua komunikasi dan seterusnya kesejahteraan individu serta masyarakat.</w:t>
@@ -1897,13 +2737,15 @@
     </w:p>
     <w:p>
       <w:pPr>
-        <w:spacing w:after="160"/>
+        <w:spacing w:after="120" w:line="276" w:lineRule="auto"/>
+        <w:jc w:val="left"/>
       </w:pPr>
       <w:r>
         <w:rPr>
-          <w:rFonts w:ascii="Arial" w:hAnsi="Arial"/>
+          <w:rFonts w:ascii="Arial" w:hAnsi="Arial" w:cs="Arial"/>
           <w:b w:val="0"/>
           <w:i w:val="0"/>
+          <w:color w:val="000000"/>
           <w:sz w:val="22"/>
         </w:rPr>
         <w:t>x) Menerima tanggungjawab terhadap kesan jangka pendek dan panjang bagi komunikasi kita sendiri, dan mengharapkan perkara sama daripada orang lain.</w:t>
@@ -1911,49 +2753,59 @@
     </w:p>
     <w:p>
       <w:pPr>
-        <w:spacing w:after="160"/>
+        <w:spacing w:after="120" w:line="276" w:lineRule="auto"/>
+        <w:jc w:val="left"/>
       </w:pPr>
       <w:r>
         <w:rPr>
-          <w:rFonts w:ascii="Arial" w:hAnsi="Arial"/>
+          <w:rFonts w:ascii="Arial" w:hAnsi="Arial" w:cs="Arial"/>
           <w:b w:val="0"/>
           <w:i w:val="0"/>
+          <w:color w:val="000000"/>
           <w:sz w:val="22"/>
         </w:rPr>
         <w:t>Prinsip-prinsip ini turut terpakai kepada aspek penting komunikasi kumpulan kecil yang berkesan seperti kerja berpasukan, pemikiran kritis, kreativiti dan kepelbagaian. Justeru, komunikasi beretika dalam kumpulan kecil bermaksud ahli kumpulan menghormati dan menggalakkan pendapat pelbagai, tidak bertoleransi terhadap komunikasi yang merendahkan dan memudaratkan orang lain, mengimbangi perkongsian maklumat dengan penghormatan terhadap privasi, serta mendengar untuk memahami dan berempati sebelum menilai dan mengkritik — sesuatu yang amat relevan dalam studio penyuntingan yang mengendalikan footage sensitif klien setiap hari.</w:t>
       </w:r>
     </w:p>
     <w:p>
+      <w:pPr>
+        <w:spacing w:before="120" w:after="120" w:line="276" w:lineRule="auto"/>
+        <w:jc w:val="left"/>
+      </w:pPr>
       <w:r>
         <w:rPr>
-          <w:rFonts w:ascii="Arial" w:hAnsi="Arial"/>
+          <w:rFonts w:ascii="Arial" w:hAnsi="Arial" w:cs="Arial"/>
           <w:b/>
-          <w:sz w:val="24"/>
+          <w:color w:val="000000"/>
+          <w:sz w:val="22"/>
         </w:rPr>
         <w:t>SOALAN</w:t>
       </w:r>
       <w:r>
         <w:rPr>
-          <w:rFonts w:ascii="Arial" w:hAnsi="Arial"/>
+          <w:rFonts w:ascii="Arial" w:hAnsi="Arial" w:cs="Arial"/>
           <w:b/>
-          <w:sz w:val="24"/>
+          <w:color w:val="000000"/>
+          <w:sz w:val="22"/>
         </w:rPr>
         <w:t>/</w:t>
       </w:r>
       <w:r>
         <w:rPr>
-          <w:rFonts w:ascii="Arial" w:hAnsi="Arial"/>
+          <w:rFonts w:ascii="Arial" w:hAnsi="Arial" w:cs="Arial"/>
           <w:b/>
           <w:i/>
-          <w:sz w:val="24"/>
+          <w:color w:val="000000"/>
+          <w:sz w:val="22"/>
         </w:rPr>
         <w:t>QUESTION</w:t>
       </w:r>
       <w:r>
         <w:rPr>
-          <w:rFonts w:ascii="Arial" w:hAnsi="Arial"/>
+          <w:rFonts w:ascii="Arial" w:hAnsi="Arial" w:cs="Arial"/>
           <w:b/>
-          <w:sz w:val="24"/>
+          <w:color w:val="000000"/>
+          <w:sz w:val="22"/>
         </w:rPr>
         <w:t>:</w:t>
       </w:r>
@@ -1961,31 +2813,35 @@
     <w:p/>
     <w:p>
       <w:pPr>
-        <w:spacing w:after="160"/>
+        <w:spacing w:after="120" w:line="276" w:lineRule="auto"/>
+        <w:jc w:val="left"/>
       </w:pPr>
       <w:r>
         <w:rPr>
-          <w:rFonts w:ascii="Arial" w:hAnsi="Arial"/>
+          <w:rFonts w:ascii="Arial" w:hAnsi="Arial" w:cs="Arial"/>
           <w:b w:val="0"/>
           <w:i w:val="0"/>
+          <w:color w:val="000000"/>
           <w:sz w:val="22"/>
         </w:rPr>
         <w:t>1. Apakah yang anda faham tentang komunikasi (</w:t>
       </w:r>
       <w:r>
         <w:rPr>
-          <w:rFonts w:ascii="Arial" w:hAnsi="Arial"/>
+          <w:rFonts w:ascii="Arial" w:hAnsi="Arial" w:cs="Arial"/>
           <w:b w:val="0"/>
           <w:i/>
+          <w:color w:val="000000"/>
           <w:sz w:val="22"/>
         </w:rPr>
         <w:t>communication</w:t>
       </w:r>
       <w:r>
         <w:rPr>
-          <w:rFonts w:ascii="Arial" w:hAnsi="Arial"/>
+          <w:rFonts w:ascii="Arial" w:hAnsi="Arial" w:cs="Arial"/>
           <w:b w:val="0"/>
           <w:i w:val="0"/>
+          <w:color w:val="000000"/>
           <w:sz w:val="22"/>
         </w:rPr>
         <w:t>)?</w:t>
@@ -1993,76 +2849,85 @@
     </w:p>
     <w:p>
       <w:pPr>
-        <w:spacing w:after="160"/>
+        <w:spacing w:after="120" w:line="276" w:lineRule="auto"/>
+        <w:jc w:val="left"/>
       </w:pPr>
       <w:r>
         <w:rPr>
-          <w:rFonts w:ascii="Arial" w:hAnsi="Arial"/>
+          <w:rFonts w:ascii="Arial" w:hAnsi="Arial" w:cs="Arial"/>
           <w:b/>
           <w:i w:val="0"/>
+          <w:color w:val="000000"/>
           <w:sz w:val="22"/>
         </w:rPr>
         <w:t>Jawapan model:</w:t>
       </w:r>
       <w:r>
         <w:rPr>
-          <w:rFonts w:ascii="Arial" w:hAnsi="Arial"/>
+          <w:rFonts w:ascii="Arial" w:hAnsi="Arial" w:cs="Arial"/>
           <w:b w:val="0"/>
           <w:i w:val="0"/>
+          <w:color w:val="000000"/>
           <w:sz w:val="22"/>
         </w:rPr>
         <w:t xml:space="preserve"> Komunikasi ialah proses memindahkan maklumat dari satu tempat ke tempat lain melalui penghantar dan penerima untuk menghasilkan respons dan mencapai objektif. Dalam konteks studio penyuntingan video, ini contohnya berlaku semasa Editor dan Director berbincang mengenai arahan pembetulan </w:t>
       </w:r>
       <w:r>
         <w:rPr>
-          <w:rFonts w:ascii="Arial" w:hAnsi="Arial"/>
+          <w:rFonts w:ascii="Arial" w:hAnsi="Arial" w:cs="Arial"/>
           <w:b w:val="0"/>
           <w:i/>
+          <w:color w:val="000000"/>
           <w:sz w:val="22"/>
         </w:rPr>
         <w:t>cut</w:t>
       </w:r>
       <w:r>
         <w:rPr>
-          <w:rFonts w:ascii="Arial" w:hAnsi="Arial"/>
+          <w:rFonts w:ascii="Arial" w:hAnsi="Arial" w:cs="Arial"/>
           <w:b w:val="0"/>
           <w:i w:val="0"/>
+          <w:color w:val="000000"/>
           <w:sz w:val="22"/>
         </w:rPr>
         <w:t xml:space="preserve"> melalui </w:t>
       </w:r>
       <w:r>
         <w:rPr>
-          <w:rFonts w:ascii="Arial" w:hAnsi="Arial"/>
+          <w:rFonts w:ascii="Arial" w:hAnsi="Arial" w:cs="Arial"/>
           <w:b w:val="0"/>
           <w:i/>
+          <w:color w:val="000000"/>
           <w:sz w:val="22"/>
         </w:rPr>
         <w:t>editing notes</w:t>
       </w:r>
       <w:r>
         <w:rPr>
-          <w:rFonts w:ascii="Arial" w:hAnsi="Arial"/>
+          <w:rFonts w:ascii="Arial" w:hAnsi="Arial" w:cs="Arial"/>
           <w:b w:val="0"/>
           <w:i w:val="0"/>
+          <w:color w:val="000000"/>
           <w:sz w:val="22"/>
         </w:rPr>
         <w:t xml:space="preserve"> dan sesi </w:t>
       </w:r>
       <w:r>
         <w:rPr>
-          <w:rFonts w:ascii="Arial" w:hAnsi="Arial"/>
+          <w:rFonts w:ascii="Arial" w:hAnsi="Arial" w:cs="Arial"/>
           <w:b w:val="0"/>
           <w:i/>
+          <w:color w:val="000000"/>
           <w:sz w:val="22"/>
         </w:rPr>
         <w:t>review</w:t>
       </w:r>
       <w:r>
         <w:rPr>
-          <w:rFonts w:ascii="Arial" w:hAnsi="Arial"/>
+          <w:rFonts w:ascii="Arial" w:hAnsi="Arial" w:cs="Arial"/>
           <w:b w:val="0"/>
           <w:i w:val="0"/>
+          <w:color w:val="000000"/>
           <w:sz w:val="22"/>
         </w:rPr>
         <w:t>.</w:t>
@@ -2070,13 +2935,15 @@
     </w:p>
     <w:p>
       <w:pPr>
-        <w:spacing w:after="160"/>
+        <w:spacing w:after="120" w:line="276" w:lineRule="auto"/>
+        <w:jc w:val="left"/>
       </w:pPr>
       <w:r>
         <w:rPr>
-          <w:rFonts w:ascii="Arial" w:hAnsi="Arial"/>
+          <w:rFonts w:ascii="Arial" w:hAnsi="Arial" w:cs="Arial"/>
           <w:b w:val="0"/>
           <w:i w:val="0"/>
+          <w:color w:val="000000"/>
           <w:sz w:val="22"/>
         </w:rPr>
         <w:t>2. Namakan jenis-jenis komunikasi.</w:t>
@@ -2084,112 +2951,125 @@
     </w:p>
     <w:p>
       <w:pPr>
-        <w:spacing w:after="160"/>
+        <w:spacing w:after="120" w:line="276" w:lineRule="auto"/>
+        <w:jc w:val="left"/>
       </w:pPr>
       <w:r>
         <w:rPr>
-          <w:rFonts w:ascii="Arial" w:hAnsi="Arial"/>
+          <w:rFonts w:ascii="Arial" w:hAnsi="Arial" w:cs="Arial"/>
           <w:b/>
           <w:i w:val="0"/>
+          <w:color w:val="000000"/>
           <w:sz w:val="22"/>
         </w:rPr>
         <w:t>Jawapan model:</w:t>
       </w:r>
       <w:r>
         <w:rPr>
-          <w:rFonts w:ascii="Arial" w:hAnsi="Arial"/>
+          <w:rFonts w:ascii="Arial" w:hAnsi="Arial" w:cs="Arial"/>
           <w:b w:val="0"/>
           <w:i w:val="0"/>
+          <w:color w:val="000000"/>
           <w:sz w:val="22"/>
         </w:rPr>
         <w:t xml:space="preserve"> Dua jenis komunikasi ialah komunikasi lisan (</w:t>
       </w:r>
       <w:r>
         <w:rPr>
-          <w:rFonts w:ascii="Arial" w:hAnsi="Arial"/>
+          <w:rFonts w:ascii="Arial" w:hAnsi="Arial" w:cs="Arial"/>
           <w:b w:val="0"/>
           <w:i/>
+          <w:color w:val="000000"/>
           <w:sz w:val="22"/>
         </w:rPr>
         <w:t>verbal</w:t>
       </w:r>
       <w:r>
         <w:rPr>
-          <w:rFonts w:ascii="Arial" w:hAnsi="Arial"/>
+          <w:rFonts w:ascii="Arial" w:hAnsi="Arial" w:cs="Arial"/>
           <w:b w:val="0"/>
           <w:i w:val="0"/>
+          <w:color w:val="000000"/>
           <w:sz w:val="22"/>
         </w:rPr>
         <w:t xml:space="preserve">) — contoh: perbincangan lisan semasa mesyuarat </w:t>
       </w:r>
       <w:r>
         <w:rPr>
-          <w:rFonts w:ascii="Arial" w:hAnsi="Arial"/>
+          <w:rFonts w:ascii="Arial" w:hAnsi="Arial" w:cs="Arial"/>
           <w:b w:val="0"/>
           <w:i/>
+          <w:color w:val="000000"/>
           <w:sz w:val="22"/>
         </w:rPr>
         <w:t>production briefing</w:t>
       </w:r>
       <w:r>
         <w:rPr>
-          <w:rFonts w:ascii="Arial" w:hAnsi="Arial"/>
+          <w:rFonts w:ascii="Arial" w:hAnsi="Arial" w:cs="Arial"/>
           <w:b w:val="0"/>
           <w:i w:val="0"/>
+          <w:color w:val="000000"/>
           <w:sz w:val="22"/>
         </w:rPr>
         <w:t xml:space="preserve"> — dan komunikasi bukan lisan (</w:t>
       </w:r>
       <w:r>
         <w:rPr>
-          <w:rFonts w:ascii="Arial" w:hAnsi="Arial"/>
+          <w:rFonts w:ascii="Arial" w:hAnsi="Arial" w:cs="Arial"/>
           <w:b w:val="0"/>
           <w:i/>
+          <w:color w:val="000000"/>
           <w:sz w:val="22"/>
         </w:rPr>
         <w:t>non-verbal</w:t>
       </w:r>
       <w:r>
         <w:rPr>
-          <w:rFonts w:ascii="Arial" w:hAnsi="Arial"/>
+          <w:rFonts w:ascii="Arial" w:hAnsi="Arial" w:cs="Arial"/>
           <w:b w:val="0"/>
           <w:i w:val="0"/>
+          <w:color w:val="000000"/>
           <w:sz w:val="22"/>
         </w:rPr>
         <w:t xml:space="preserve">) — contoh: isyarat tangan </w:t>
       </w:r>
       <w:r>
         <w:rPr>
-          <w:rFonts w:ascii="Arial" w:hAnsi="Arial"/>
+          <w:rFonts w:ascii="Arial" w:hAnsi="Arial" w:cs="Arial"/>
           <w:b w:val="0"/>
           <w:i/>
+          <w:color w:val="000000"/>
           <w:sz w:val="22"/>
         </w:rPr>
         <w:t>"cut"</w:t>
       </w:r>
       <w:r>
         <w:rPr>
-          <w:rFonts w:ascii="Arial" w:hAnsi="Arial"/>
+          <w:rFonts w:ascii="Arial" w:hAnsi="Arial" w:cs="Arial"/>
           <w:b w:val="0"/>
           <w:i w:val="0"/>
+          <w:color w:val="000000"/>
           <w:sz w:val="22"/>
         </w:rPr>
         <w:t xml:space="preserve"> di lokasi rakaman atau anggukan semasa </w:t>
       </w:r>
       <w:r>
         <w:rPr>
-          <w:rFonts w:ascii="Arial" w:hAnsi="Arial"/>
+          <w:rFonts w:ascii="Arial" w:hAnsi="Arial" w:cs="Arial"/>
           <w:b w:val="0"/>
           <w:i/>
+          <w:color w:val="000000"/>
           <w:sz w:val="22"/>
         </w:rPr>
         <w:t>screening</w:t>
       </w:r>
       <w:r>
         <w:rPr>
-          <w:rFonts w:ascii="Arial" w:hAnsi="Arial"/>
+          <w:rFonts w:ascii="Arial" w:hAnsi="Arial" w:cs="Arial"/>
           <w:b w:val="0"/>
           <w:i w:val="0"/>
+          <w:color w:val="000000"/>
           <w:sz w:val="22"/>
         </w:rPr>
         <w:t>.</w:t>
@@ -2197,13 +3077,15 @@
     </w:p>
     <w:p>
       <w:pPr>
-        <w:spacing w:after="160"/>
+        <w:spacing w:after="120" w:line="276" w:lineRule="auto"/>
+        <w:jc w:val="left"/>
       </w:pPr>
       <w:r>
         <w:rPr>
-          <w:rFonts w:ascii="Arial" w:hAnsi="Arial"/>
+          <w:rFonts w:ascii="Arial" w:hAnsi="Arial" w:cs="Arial"/>
           <w:b w:val="0"/>
           <w:i w:val="0"/>
+          <w:color w:val="000000"/>
           <w:sz w:val="22"/>
         </w:rPr>
         <w:t>3. Terangkan secara ringkas apa yang anda faham tentang prinsip etika komunikasi.</w:t>
@@ -2211,76 +3093,89 @@
     </w:p>
     <w:p>
       <w:pPr>
-        <w:spacing w:after="160"/>
+        <w:spacing w:after="120" w:line="276" w:lineRule="auto"/>
+        <w:jc w:val="left"/>
       </w:pPr>
       <w:r>
         <w:rPr>
-          <w:rFonts w:ascii="Arial" w:hAnsi="Arial"/>
+          <w:rFonts w:ascii="Arial" w:hAnsi="Arial" w:cs="Arial"/>
           <w:b/>
           <w:i w:val="0"/>
+          <w:color w:val="000000"/>
           <w:sz w:val="22"/>
         </w:rPr>
         <w:t>Jawapan model:</w:t>
       </w:r>
       <w:r>
         <w:rPr>
-          <w:rFonts w:ascii="Arial" w:hAnsi="Arial"/>
+          <w:rFonts w:ascii="Arial" w:hAnsi="Arial" w:cs="Arial"/>
           <w:b w:val="0"/>
           <w:i w:val="0"/>
+          <w:color w:val="000000"/>
           <w:sz w:val="22"/>
         </w:rPr>
         <w:t xml:space="preserve"> Prinsip etika komunikasi merangkumi kejujuran dan ketepatan maklumat, menghormati pandangan orang lain, menghormati privasi dan kerahsiaan semasa berkongsi maklumat, serta bertanggungjawab terhadap kesan komunikasi sendiri. Contoh dalam studio: Editor perlu jujur melaporkan kelewatan projek kepada Producer, tetapi tidak boleh mendedahkan </w:t>
       </w:r>
       <w:r>
         <w:rPr>
-          <w:rFonts w:ascii="Arial" w:hAnsi="Arial"/>
+          <w:rFonts w:ascii="Arial" w:hAnsi="Arial" w:cs="Arial"/>
           <w:b w:val="0"/>
           <w:i/>
+          <w:color w:val="000000"/>
           <w:sz w:val="22"/>
         </w:rPr>
         <w:t>raw footage</w:t>
       </w:r>
       <w:r>
         <w:rPr>
-          <w:rFonts w:ascii="Arial" w:hAnsi="Arial"/>
+          <w:rFonts w:ascii="Arial" w:hAnsi="Arial" w:cs="Arial"/>
           <w:b w:val="0"/>
           <w:i w:val="0"/>
+          <w:color w:val="000000"/>
           <w:sz w:val="22"/>
         </w:rPr>
         <w:t xml:space="preserve"> klien kepada pihak luar sebelum kelulusan rasmi.</w:t>
       </w:r>
     </w:p>
     <w:p>
+      <w:pPr>
+        <w:spacing w:before="120" w:after="120" w:line="276" w:lineRule="auto"/>
+        <w:jc w:val="left"/>
+      </w:pPr>
       <w:r>
         <w:rPr>
-          <w:rFonts w:ascii="Arial" w:hAnsi="Arial"/>
+          <w:rFonts w:ascii="Arial" w:hAnsi="Arial" w:cs="Arial"/>
           <w:b/>
-          <w:sz w:val="24"/>
+          <w:color w:val="000000"/>
+          <w:sz w:val="22"/>
         </w:rPr>
         <w:t>RUJUKAN</w:t>
       </w:r>
       <w:r>
         <w:rPr>
-          <w:rFonts w:ascii="Arial" w:hAnsi="Arial"/>
+          <w:rFonts w:ascii="Arial" w:hAnsi="Arial" w:cs="Arial"/>
           <w:b/>
-          <w:sz w:val="24"/>
+          <w:color w:val="000000"/>
+          <w:sz w:val="22"/>
         </w:rPr>
         <w:t>/</w:t>
       </w:r>
       <w:r>
         <w:rPr>
-          <w:rFonts w:ascii="Arial" w:hAnsi="Arial"/>
+          <w:rFonts w:ascii="Arial" w:hAnsi="Arial" w:cs="Arial"/>
           <w:b/>
           <w:i/>
-          <w:sz w:val="24"/>
+          <w:color w:val="000000"/>
+          <w:sz w:val="22"/>
         </w:rPr>
         <w:t>REFERENCES</w:t>
       </w:r>
       <w:r>
         <w:rPr>
-          <w:rFonts w:ascii="Arial" w:hAnsi="Arial"/>
+          <w:rFonts w:ascii="Arial" w:hAnsi="Arial" w:cs="Arial"/>
           <w:b/>
-          <w:sz w:val="24"/>
+          <w:color w:val="000000"/>
+          <w:sz w:val="22"/>
         </w:rPr>
         <w:t>:</w:t>
       </w:r>
@@ -2288,13 +3183,15 @@
     <w:p/>
     <w:p>
       <w:pPr>
-        <w:spacing w:after="160"/>
+        <w:spacing w:after="120" w:line="276" w:lineRule="auto"/>
+        <w:jc w:val="left"/>
       </w:pPr>
       <w:r>
         <w:rPr>
-          <w:rFonts w:ascii="Arial" w:hAnsi="Arial"/>
+          <w:rFonts w:ascii="Arial" w:hAnsi="Arial" w:cs="Arial"/>
           <w:b w:val="0"/>
           <w:i w:val="0"/>
+          <w:color w:val="000000"/>
           <w:sz w:val="22"/>
         </w:rPr>
         <w:t>1. National Communication Association (2000). Credo on Ethical Communication. Available at: http://www.natcom.org/policies/External/EthnicalComm.htm</w:t>
@@ -2302,13 +3199,15 @@
     </w:p>
     <w:p>
       <w:pPr>
-        <w:spacing w:after="160"/>
+        <w:spacing w:after="120" w:line="276" w:lineRule="auto"/>
+        <w:jc w:val="left"/>
       </w:pPr>
       <w:r>
         <w:rPr>
-          <w:rFonts w:ascii="Arial" w:hAnsi="Arial"/>
+          <w:rFonts w:ascii="Arial" w:hAnsi="Arial" w:cs="Arial"/>
           <w:b w:val="0"/>
           <w:i w:val="0"/>
+          <w:color w:val="000000"/>
           <w:sz w:val="22"/>
         </w:rPr>
         <w:t>2. O'Brien Hallstein, D. (1999). A postmodern caring: Feminist standpoint theories, revisioned caring, and communication ethics. Western Journal of Communication, 63, 32-56.</w:t>
@@ -2316,13 +3215,15 @@
     </w:p>
     <w:p>
       <w:pPr>
-        <w:spacing w:after="160"/>
+        <w:spacing w:after="120" w:line="276" w:lineRule="auto"/>
+        <w:jc w:val="left"/>
       </w:pPr>
       <w:r>
         <w:rPr>
-          <w:rFonts w:ascii="Arial" w:hAnsi="Arial"/>
+          <w:rFonts w:ascii="Arial" w:hAnsi="Arial" w:cs="Arial"/>
           <w:b w:val="0"/>
           <w:i w:val="0"/>
+          <w:color w:val="000000"/>
           <w:sz w:val="22"/>
         </w:rPr>
         <w:t>3. Santa Clara University's Markkula Center for Applied Ethics (2000). The ethics connection. Website available at: http://www.scu.edu/SCU/Centers/Ethics/</w:t>
@@ -2330,13 +3231,15 @@
     </w:p>
     <w:p>
       <w:pPr>
-        <w:spacing w:after="160"/>
+        <w:spacing w:after="120" w:line="276" w:lineRule="auto"/>
+        <w:jc w:val="left"/>
       </w:pPr>
       <w:r>
         <w:rPr>
-          <w:rFonts w:ascii="Arial" w:hAnsi="Arial"/>
+          <w:rFonts w:ascii="Arial" w:hAnsi="Arial" w:cs="Arial"/>
           <w:b w:val="0"/>
           <w:i w:val="0"/>
+          <w:color w:val="000000"/>
           <w:sz w:val="22"/>
         </w:rPr>
         <w:t>4. Scheinin, R. (2000, April 16). Value judgments. San José Mercury News Silicon Valley Magazine, 8-16.</w:t>
@@ -2344,13 +3247,15 @@
     </w:p>
     <w:p>
       <w:pPr>
-        <w:spacing w:after="160"/>
+        <w:spacing w:after="120" w:line="276" w:lineRule="auto"/>
+        <w:jc w:val="left"/>
       </w:pPr>
       <w:r>
         <w:rPr>
-          <w:rFonts w:ascii="Arial" w:hAnsi="Arial"/>
+          <w:rFonts w:ascii="Arial" w:hAnsi="Arial" w:cs="Arial"/>
           <w:b w:val="0"/>
           <w:i w:val="0"/>
+          <w:color w:val="000000"/>
           <w:sz w:val="22"/>
         </w:rPr>
         <w:t>5. John V. Thill, Business Communication Today, a Division of the McGraw. Hill Companies, Fourth Edition</w:t>
@@ -2358,13 +3263,15 @@
     </w:p>
     <w:p>
       <w:pPr>
-        <w:spacing w:after="160"/>
+        <w:spacing w:after="120" w:line="276" w:lineRule="auto"/>
+        <w:jc w:val="left"/>
       </w:pPr>
       <w:r>
         <w:rPr>
-          <w:rFonts w:ascii="Arial" w:hAnsi="Arial"/>
+          <w:rFonts w:ascii="Arial" w:hAnsi="Arial" w:cs="Arial"/>
           <w:b w:val="0"/>
           <w:i w:val="0"/>
+          <w:color w:val="000000"/>
           <w:sz w:val="22"/>
         </w:rPr>
         <w:t>6. http://ftmk.kutkm.edu.my/disclaimer.php</w:t>
@@ -2372,13 +3279,15 @@
     </w:p>
     <w:p>
       <w:pPr>
-        <w:spacing w:after="160"/>
+        <w:spacing w:after="120" w:line="276" w:lineRule="auto"/>
+        <w:jc w:val="left"/>
       </w:pPr>
       <w:r>
         <w:rPr>
-          <w:rFonts w:ascii="Arial" w:hAnsi="Arial"/>
+          <w:rFonts w:ascii="Arial" w:hAnsi="Arial" w:cs="Arial"/>
           <w:b w:val="0"/>
           <w:i w:val="0"/>
+          <w:color w:val="000000"/>
           <w:sz w:val="22"/>
         </w:rPr>
         <w:t>7. http://www.archives.sa.gov.u/files/training</w:t>
@@ -2386,13 +3295,15 @@
     </w:p>
     <w:p>
       <w:pPr>
-        <w:spacing w:after="160"/>
+        <w:spacing w:after="120" w:line="276" w:lineRule="auto"/>
+        <w:jc w:val="left"/>
       </w:pPr>
       <w:r>
         <w:rPr>
-          <w:rFonts w:ascii="Arial" w:hAnsi="Arial"/>
+          <w:rFonts w:ascii="Arial" w:hAnsi="Arial" w:cs="Arial"/>
           <w:b w:val="0"/>
           <w:i w:val="0"/>
+          <w:color w:val="000000"/>
           <w:sz w:val="22"/>
         </w:rPr>
         <w:t>8. http://www.skillsyouneed.com/general/what-is-communication.html</w:t>
@@ -2465,614 +3376,8 @@
     <w:pPr>
       <w:pStyle w:val="Header"/>
     </w:pPr>
+    <w:r/>
   </w:p>
-  <w:tbl>
-    <w:tblPr>
-      <w:tblW w:type="auto" w:w="0"/>
-      <w:jc w:val="center"/>
-      <w:tblLook w:firstColumn="1" w:firstRow="1" w:lastColumn="0" w:lastRow="0" w:noHBand="0" w:noVBand="1" w:val="04A0"/>
-      <w:tblBorders>
-        <w:top w:val="single" w:sz="4" w:space="0" w:color="000000"/>
-        <w:left w:val="single" w:sz="4" w:space="0" w:color="000000"/>
-        <w:bottom w:val="single" w:sz="4" w:space="0" w:color="000000"/>
-        <w:right w:val="single" w:sz="4" w:space="0" w:color="000000"/>
-        <w:insideH w:val="single" w:sz="4" w:space="0" w:color="000000"/>
-        <w:insideV w:val="single" w:sz="4" w:space="0" w:color="000000"/>
-      </w:tblBorders>
-    </w:tblPr>
-    <w:tblGrid>
-      <w:gridCol w:w="3213"/>
-      <w:gridCol w:w="3213"/>
-      <w:gridCol w:w="3213"/>
-    </w:tblGrid>
-    <w:tr>
-      <w:tc>
-        <w:tcPr>
-          <w:tcW w:type="dxa" w:w="2551"/>
-          <w:vAlign w:val="center"/>
-          <w:tcMar>
-            <w:top w:w="40" w:type="dxa"/>
-            <w:bottom w:w="40" w:type="dxa"/>
-            <w:start w:w="80" w:type="dxa"/>
-            <w:end w:w="80" w:type="dxa"/>
-          </w:tcMar>
-        </w:tcPr>
-        <w:p>
-          <w:pPr>
-            <w:jc w:val="left"/>
-          </w:pPr>
-          <w:r>
-            <w:drawing>
-              <wp:inline xmlns:a="http://schemas.openxmlformats.org/drawingml/2006/main" xmlns:pic="http://schemas.openxmlformats.org/drawingml/2006/picture">
-                <wp:extent cx="885785" cy="1404000"/>
-                <wp:docPr id="1" name="Picture 1"/>
-                <wp:cNvGraphicFramePr>
-                  <a:graphicFrameLocks noChangeAspect="1"/>
-                </wp:cNvGraphicFramePr>
-                <a:graphic>
-                  <a:graphicData uri="http://schemas.openxmlformats.org/drawingml/2006/picture">
-                    <pic:pic>
-                      <pic:nvPicPr>
-                        <pic:cNvPr id="0" name="jpk-logo-official.png"/>
-                        <pic:cNvPicPr/>
-                      </pic:nvPicPr>
-                      <pic:blipFill>
-                        <a:blip r:embed="rId1"/>
-                        <a:stretch>
-                          <a:fillRect/>
-                        </a:stretch>
-                      </pic:blipFill>
-                      <pic:spPr>
-                        <a:xfrm>
-                          <a:off x="0" y="0"/>
-                          <a:ext cx="885785" cy="1404000"/>
-                        </a:xfrm>
-                        <a:prstGeom prst="rect"/>
-                      </pic:spPr>
-                    </pic:pic>
-                  </a:graphicData>
-                </a:graphic>
-              </wp:inline>
-            </w:drawing>
-          </w:r>
-        </w:p>
-      </w:tc>
-      <w:tc>
-        <w:tcPr>
-          <w:tcW w:type="dxa" w:w="2268"/>
-          <w:gridSpan w:val="2"/>
-          <w:tcMar>
-            <w:top w:w="40" w:type="dxa"/>
-            <w:bottom w:w="40" w:type="dxa"/>
-            <w:start w:w="80" w:type="dxa"/>
-            <w:end w:w="80" w:type="dxa"/>
-          </w:tcMar>
-          <w:tcMar>
-            <w:top w:w="40" w:type="dxa"/>
-            <w:bottom w:w="40" w:type="dxa"/>
-            <w:start w:w="80" w:type="dxa"/>
-            <w:end w:w="80" w:type="dxa"/>
-          </w:tcMar>
-        </w:tcPr>
-        <w:p>
-          <w:r/>
-          <w:r>
-            <w:rPr>
-              <w:rFonts w:ascii="Arial" w:hAnsi="Arial"/>
-              <w:b/>
-              <w:sz w:val="22"/>
-            </w:rPr>
-            <w:t>JABATAN PEMBANGUNAN KEMAHIRAN</w:t>
-          </w:r>
-        </w:p>
-        <w:p>
-          <w:r>
-            <w:rPr>
-              <w:rFonts w:ascii="Arial" w:hAnsi="Arial"/>
-              <w:b/>
-              <w:sz w:val="22"/>
-            </w:rPr>
-            <w:t>KEMENTERIAN SUMBER MANUSIA</w:t>
-          </w:r>
-        </w:p>
-        <w:p>
-          <w:r>
-            <w:rPr>
-              <w:rFonts w:ascii="Arial" w:hAnsi="Arial"/>
-              <w:b/>
-              <w:sz w:val="22"/>
-            </w:rPr>
-            <w:t>ARAS 7 &amp; 8 BLOK D4, KOMPLEK D</w:t>
-          </w:r>
-        </w:p>
-        <w:p>
-          <w:r>
-            <w:rPr>
-              <w:rFonts w:ascii="Arial" w:hAnsi="Arial"/>
-              <w:b/>
-              <w:sz w:val="22"/>
-            </w:rPr>
-            <w:t>PUSAT PENTADBIRAN KERAJAAN PERSEKUTUAN</w:t>
-          </w:r>
-        </w:p>
-        <w:p>
-          <w:r>
-            <w:rPr>
-              <w:rFonts w:ascii="Arial" w:hAnsi="Arial"/>
-              <w:b/>
-              <w:sz w:val="22"/>
-            </w:rPr>
-            <w:t>62530 PUTRAJAYA</w:t>
-          </w:r>
-        </w:p>
-        <w:p/>
-        <w:p>
-          <w:r>
-            <w:rPr>
-              <w:rFonts w:ascii="Arial" w:hAnsi="Arial"/>
-              <w:b/>
-              <w:sz w:val="40"/>
-            </w:rPr>
-            <w:t>KERTAS PENERANGAN</w:t>
-          </w:r>
-        </w:p>
-        <w:p>
-          <w:r>
-            <w:rPr>
-              <w:rFonts w:ascii="Arial" w:hAnsi="Arial"/>
-              <w:b/>
-              <w:sz w:val="24"/>
-            </w:rPr>
-            <w:t>(</w:t>
-          </w:r>
-          <w:r>
-            <w:rPr>
-              <w:rFonts w:ascii="Arial" w:hAnsi="Arial"/>
-              <w:b/>
-              <w:i/>
-              <w:sz w:val="24"/>
-            </w:rPr>
-            <w:t>INFORMATION SHEET</w:t>
-          </w:r>
-          <w:r>
-            <w:rPr>
-              <w:rFonts w:ascii="Arial" w:hAnsi="Arial"/>
-              <w:b/>
-              <w:sz w:val="24"/>
-            </w:rPr>
-            <w:t>)</w:t>
-          </w:r>
-        </w:p>
-      </w:tc>
-    </w:tr>
-    <w:tr>
-      <w:tc>
-        <w:tcPr>
-          <w:tcW w:type="dxa" w:w="2551"/>
-          <w:tcMar>
-            <w:top w:w="40" w:type="dxa"/>
-            <w:bottom w:w="40" w:type="dxa"/>
-            <w:start w:w="80" w:type="dxa"/>
-            <w:end w:w="80" w:type="dxa"/>
-          </w:tcMar>
-        </w:tcPr>
-        <w:p>
-          <w:r/>
-          <w:r>
-            <w:rPr>
-              <w:rFonts w:ascii="Arial" w:hAnsi="Arial"/>
-              <w:b/>
-              <w:sz w:val="22"/>
-            </w:rPr>
-            <w:t xml:space="preserve">KOD DAN NAMA PROGRAM / </w:t>
-          </w:r>
-          <w:r>
-            <w:rPr>
-              <w:rFonts w:ascii="Arial" w:hAnsi="Arial"/>
-              <w:b/>
-              <w:i/>
-              <w:sz w:val="22"/>
-            </w:rPr>
-            <w:t>PROGRAM'S CODE AND NAME</w:t>
-          </w:r>
-        </w:p>
-      </w:tc>
-      <w:tc>
-        <w:tcPr>
-          <w:tcW w:type="dxa" w:w="2268"/>
-          <w:gridSpan w:val="2"/>
-          <w:tcMar>
-            <w:top w:w="40" w:type="dxa"/>
-            <w:bottom w:w="40" w:type="dxa"/>
-            <w:start w:w="80" w:type="dxa"/>
-            <w:end w:w="80" w:type="dxa"/>
-          </w:tcMar>
-          <w:tcMar>
-            <w:top w:w="40" w:type="dxa"/>
-            <w:bottom w:w="40" w:type="dxa"/>
-            <w:start w:w="80" w:type="dxa"/>
-            <w:end w:w="80" w:type="dxa"/>
-          </w:tcMar>
-        </w:tcPr>
-        <w:p>
-          <w:r/>
-          <w:r>
-            <w:rPr>
-              <w:rFonts w:ascii="Arial" w:hAnsi="Arial"/>
-              <w:b/>
-              <w:i w:val="0"/>
-              <w:sz w:val="22"/>
-            </w:rPr>
-            <w:t>Z-009-2:2015 CORE ABILITIES (untuk program IT-072-3:2012 VIDEO / FILM (EDITING))</w:t>
-          </w:r>
-        </w:p>
-      </w:tc>
-    </w:tr>
-    <w:tr>
-      <w:tc>
-        <w:tcPr>
-          <w:tcW w:type="dxa" w:w="2551"/>
-          <w:tcMar>
-            <w:top w:w="40" w:type="dxa"/>
-            <w:bottom w:w="40" w:type="dxa"/>
-            <w:start w:w="80" w:type="dxa"/>
-            <w:end w:w="80" w:type="dxa"/>
-          </w:tcMar>
-        </w:tcPr>
-        <w:p>
-          <w:r/>
-          <w:r>
-            <w:rPr>
-              <w:rFonts w:ascii="Arial" w:hAnsi="Arial"/>
-              <w:b/>
-              <w:sz w:val="22"/>
-            </w:rPr>
-            <w:t xml:space="preserve">TAHAP / </w:t>
-          </w:r>
-          <w:r>
-            <w:rPr>
-              <w:rFonts w:ascii="Arial" w:hAnsi="Arial"/>
-              <w:b/>
-              <w:i/>
-              <w:sz w:val="22"/>
-            </w:rPr>
-            <w:t>LEVEL</w:t>
-          </w:r>
-        </w:p>
-      </w:tc>
-      <w:tc>
-        <w:tcPr>
-          <w:tcW w:type="dxa" w:w="2268"/>
-          <w:gridSpan w:val="2"/>
-          <w:tcMar>
-            <w:top w:w="40" w:type="dxa"/>
-            <w:bottom w:w="40" w:type="dxa"/>
-            <w:start w:w="80" w:type="dxa"/>
-            <w:end w:w="80" w:type="dxa"/>
-          </w:tcMar>
-          <w:tcMar>
-            <w:top w:w="40" w:type="dxa"/>
-            <w:bottom w:w="40" w:type="dxa"/>
-            <w:start w:w="80" w:type="dxa"/>
-            <w:end w:w="80" w:type="dxa"/>
-          </w:tcMar>
-        </w:tcPr>
-        <w:p>
-          <w:r/>
-          <w:r>
-            <w:rPr>
-              <w:rFonts w:ascii="Arial" w:hAnsi="Arial"/>
-              <w:b/>
-              <w:i w:val="0"/>
-              <w:sz w:val="22"/>
-            </w:rPr>
-            <w:t>2</w:t>
-          </w:r>
-        </w:p>
-      </w:tc>
-    </w:tr>
-    <w:tr>
-      <w:tc>
-        <w:tcPr>
-          <w:tcW w:type="dxa" w:w="2551"/>
-          <w:tcMar>
-            <w:top w:w="40" w:type="dxa"/>
-            <w:bottom w:w="40" w:type="dxa"/>
-            <w:start w:w="80" w:type="dxa"/>
-            <w:end w:w="80" w:type="dxa"/>
-          </w:tcMar>
-        </w:tcPr>
-        <w:p>
-          <w:r/>
-          <w:r>
-            <w:rPr>
-              <w:rFonts w:ascii="Arial" w:hAnsi="Arial"/>
-              <w:b/>
-              <w:sz w:val="22"/>
-            </w:rPr>
-            <w:t xml:space="preserve">NO. DAN TAJUK KEBOLEHAN TERAS / </w:t>
-          </w:r>
-          <w:r>
-            <w:rPr>
-              <w:rFonts w:ascii="Arial" w:hAnsi="Arial"/>
-              <w:b/>
-              <w:i/>
-              <w:sz w:val="22"/>
-            </w:rPr>
-            <w:t>CORE ABILITY NO. AND TITLE</w:t>
-          </w:r>
-        </w:p>
-      </w:tc>
-      <w:tc>
-        <w:tcPr>
-          <w:tcW w:type="dxa" w:w="2268"/>
-          <w:gridSpan w:val="2"/>
-          <w:tcMar>
-            <w:top w:w="40" w:type="dxa"/>
-            <w:bottom w:w="40" w:type="dxa"/>
-            <w:start w:w="80" w:type="dxa"/>
-            <w:end w:w="80" w:type="dxa"/>
-          </w:tcMar>
-          <w:tcMar>
-            <w:top w:w="40" w:type="dxa"/>
-            <w:bottom w:w="40" w:type="dxa"/>
-            <w:start w:w="80" w:type="dxa"/>
-            <w:end w:w="80" w:type="dxa"/>
-          </w:tcMar>
-        </w:tcPr>
-        <w:p>
-          <w:r/>
-          <w:r>
-            <w:rPr>
-              <w:rFonts w:ascii="Arial" w:hAnsi="Arial"/>
-              <w:b/>
-              <w:i w:val="0"/>
-              <w:sz w:val="22"/>
-            </w:rPr>
-            <w:t>CA01 COMMUNICATION APPLICATION</w:t>
-          </w:r>
-        </w:p>
-      </w:tc>
-    </w:tr>
-    <w:tr>
-      <w:tc>
-        <w:tcPr>
-          <w:tcW w:type="dxa" w:w="2551"/>
-          <w:tcMar>
-            <w:top w:w="40" w:type="dxa"/>
-            <w:bottom w:w="40" w:type="dxa"/>
-            <w:start w:w="80" w:type="dxa"/>
-            <w:end w:w="80" w:type="dxa"/>
-          </w:tcMar>
-        </w:tcPr>
-        <w:p>
-          <w:r/>
-          <w:r>
-            <w:rPr>
-              <w:rFonts w:ascii="Arial" w:hAnsi="Arial"/>
-              <w:b/>
-              <w:sz w:val="22"/>
-            </w:rPr>
-            <w:t xml:space="preserve">NO. DAN PENYATAAN KEBOLEHAN / </w:t>
-          </w:r>
-          <w:r>
-            <w:rPr>
-              <w:rFonts w:ascii="Arial" w:hAnsi="Arial"/>
-              <w:b/>
-              <w:i/>
-              <w:sz w:val="22"/>
-            </w:rPr>
-            <w:t>ABILITY NO. AND STATEMENT</w:t>
-          </w:r>
-        </w:p>
-      </w:tc>
-      <w:tc>
-        <w:tcPr>
-          <w:tcW w:type="dxa" w:w="2268"/>
-          <w:gridSpan w:val="2"/>
-          <w:tcMar>
-            <w:top w:w="40" w:type="dxa"/>
-            <w:bottom w:w="40" w:type="dxa"/>
-            <w:start w:w="80" w:type="dxa"/>
-            <w:end w:w="80" w:type="dxa"/>
-          </w:tcMar>
-          <w:tcMar>
-            <w:top w:w="40" w:type="dxa"/>
-            <w:bottom w:w="40" w:type="dxa"/>
-            <w:start w:w="80" w:type="dxa"/>
-            <w:end w:w="80" w:type="dxa"/>
-          </w:tcMar>
-        </w:tcPr>
-        <w:p>
-          <w:r/>
-          <w:r>
-            <w:rPr>
-              <w:rFonts w:ascii="Arial" w:hAnsi="Arial"/>
-              <w:b/>
-              <w:i w:val="0"/>
-              <w:sz w:val="22"/>
-            </w:rPr>
-            <w:t>01.01 APPLY TWO WAY COMMUNICATION</w:t>
-          </w:r>
-        </w:p>
-      </w:tc>
-    </w:tr>
-    <w:tr>
-      <w:tc>
-        <w:tcPr>
-          <w:tcW w:type="dxa" w:w="2551"/>
-          <w:tcMar>
-            <w:top w:w="40" w:type="dxa"/>
-            <w:bottom w:w="40" w:type="dxa"/>
-            <w:start w:w="80" w:type="dxa"/>
-            <w:end w:w="80" w:type="dxa"/>
-          </w:tcMar>
-        </w:tcPr>
-        <w:p>
-          <w:r/>
-          <w:r>
-            <w:rPr>
-              <w:rFonts w:ascii="Arial" w:hAnsi="Arial"/>
-              <w:b/>
-              <w:sz w:val="22"/>
-            </w:rPr>
-            <w:t xml:space="preserve">NO. KOD / </w:t>
-          </w:r>
-          <w:r>
-            <w:rPr>
-              <w:rFonts w:ascii="Arial" w:hAnsi="Arial"/>
-              <w:b/>
-              <w:i/>
-              <w:sz w:val="22"/>
-            </w:rPr>
-            <w:t>CODE NO.</w:t>
-          </w:r>
-        </w:p>
-      </w:tc>
-      <w:tc>
-        <w:tcPr>
-          <w:tcW w:type="dxa" w:w="4819"/>
-          <w:tcMar>
-            <w:top w:w="40" w:type="dxa"/>
-            <w:bottom w:w="40" w:type="dxa"/>
-            <w:start w:w="80" w:type="dxa"/>
-            <w:end w:w="80" w:type="dxa"/>
-          </w:tcMar>
-        </w:tcPr>
-        <w:p>
-          <w:r/>
-          <w:r>
-            <w:rPr>
-              <w:rFonts w:ascii="Arial" w:hAnsi="Arial"/>
-              <w:b/>
-              <w:i w:val="0"/>
-              <w:sz w:val="22"/>
-            </w:rPr>
-            <w:t>Z-009-2:2015-M01/P(1/3)</w:t>
-          </w:r>
-        </w:p>
-      </w:tc>
-      <w:tc>
-        <w:tcPr>
-          <w:tcW w:type="dxa" w:w="2268"/>
-          <w:tcMar>
-            <w:top w:w="40" w:type="dxa"/>
-            <w:bottom w:w="40" w:type="dxa"/>
-            <w:start w:w="80" w:type="dxa"/>
-            <w:end w:w="80" w:type="dxa"/>
-          </w:tcMar>
-        </w:tcPr>
-        <w:p>
-          <w:r/>
-          <w:r>
-            <w:rPr>
-              <w:rFonts w:ascii="Arial" w:hAnsi="Arial"/>
-              <w:b/>
-              <w:sz w:val="22"/>
-            </w:rPr>
-            <w:t xml:space="preserve">Mukasurat / </w:t>
-          </w:r>
-          <w:r>
-            <w:rPr>
-              <w:rFonts w:ascii="Arial" w:hAnsi="Arial"/>
-              <w:b/>
-              <w:i/>
-              <w:sz w:val="22"/>
-            </w:rPr>
-            <w:t>Page</w:t>
-          </w:r>
-          <w:r>
-            <w:rPr>
-              <w:rFonts w:ascii="Arial" w:hAnsi="Arial"/>
-              <w:b/>
-              <w:sz w:val="22"/>
-            </w:rPr>
-            <w:t xml:space="preserve"> : </w:t>
-          </w:r>
-          <w:r>
-            <w:rPr>
-              <w:rFonts w:ascii="Arial" w:hAnsi="Arial"/>
-              <w:b/>
-              <w:sz w:val="22"/>
-            </w:rPr>
-            <w:fldChar w:fldCharType="begin"/>
-            <w:instrText xml:space="preserve">PAGE</w:instrText>
-            <w:fldChar w:fldCharType="separate"/>
-            <w:t>1</w:t>
-            <w:fldChar w:fldCharType="end"/>
-          </w:r>
-        </w:p>
-        <w:p>
-          <w:r>
-            <w:rPr>
-              <w:rFonts w:ascii="Arial" w:hAnsi="Arial"/>
-              <w:b/>
-              <w:sz w:val="22"/>
-            </w:rPr>
-            <w:t xml:space="preserve">Drpd / </w:t>
-          </w:r>
-          <w:r>
-            <w:rPr>
-              <w:rFonts w:ascii="Arial" w:hAnsi="Arial"/>
-              <w:b/>
-              <w:i/>
-              <w:sz w:val="22"/>
-            </w:rPr>
-            <w:t>of</w:t>
-          </w:r>
-          <w:r>
-            <w:rPr>
-              <w:rFonts w:ascii="Arial" w:hAnsi="Arial"/>
-              <w:b/>
-              <w:sz w:val="22"/>
-            </w:rPr>
-            <w:t xml:space="preserve"> : </w:t>
-          </w:r>
-          <w:r>
-            <w:rPr>
-              <w:rFonts w:ascii="Arial" w:hAnsi="Arial"/>
-              <w:b/>
-              <w:sz w:val="22"/>
-            </w:rPr>
-            <w:fldChar w:fldCharType="begin"/>
-            <w:instrText xml:space="preserve">NUMPAGES</w:instrText>
-            <w:fldChar w:fldCharType="separate"/>
-            <w:t>1</w:t>
-            <w:fldChar w:fldCharType="end"/>
-          </w:r>
-        </w:p>
-      </w:tc>
-    </w:tr>
-    <w:tr>
-      <w:tc>
-        <w:tcPr>
-          <w:tcW w:type="dxa" w:w="2268"/>
-          <w:gridSpan w:val="3"/>
-          <w:tcMar>
-            <w:top w:w="40" w:type="dxa"/>
-            <w:bottom w:w="40" w:type="dxa"/>
-            <w:start w:w="80" w:type="dxa"/>
-            <w:end w:w="80" w:type="dxa"/>
-          </w:tcMar>
-          <w:tcMar>
-            <w:top w:w="40" w:type="dxa"/>
-            <w:bottom w:w="40" w:type="dxa"/>
-            <w:start w:w="80" w:type="dxa"/>
-            <w:end w:w="80" w:type="dxa"/>
-          </w:tcMar>
-          <w:tcMar>
-            <w:top w:w="40" w:type="dxa"/>
-            <w:bottom w:w="40" w:type="dxa"/>
-            <w:start w:w="80" w:type="dxa"/>
-            <w:end w:w="80" w:type="dxa"/>
-          </w:tcMar>
-        </w:tcPr>
-        <w:p>
-          <w:r/>
-        </w:p>
-      </w:tc>
-    </w:tr>
-  </w:tbl>
 </w:hdr>
 </file>
 
